--- a/docs/Onboarding_Dev_Notes.docx
+++ b/docs/Onboarding_Dev_Notes.docx
@@ -23,21 +23,23 @@
       <w:r>
         <w:t>: 5nov2025</w:t>
       </w:r>
+      <w:r>
+        <w:t xml:space="preserve"> Bert van Amerongen</w:t>
+      </w:r>
+      <w:r>
+        <w:br/>
+        <w:t>V2: 25feb2026</w:t>
+      </w:r>
+      <w:r>
+        <w:t xml:space="preserve"> Bert van Amerongen</w:t>
+      </w:r>
     </w:p>
     <w:p>
       <w:r>
         <w:t xml:space="preserve">Hi there! </w:t>
       </w:r>
       <w:r>
-        <w:t xml:space="preserve">This document is a quick onboarding guide that is expanding in the coming months. Currently it provides a useful guide to install VSC, </w:t>
-      </w:r>
-      <w:proofErr w:type="spellStart"/>
-      <w:r>
-        <w:t>JustRelax.jl</w:t>
-      </w:r>
-      <w:proofErr w:type="spellEnd"/>
-      <w:r>
-        <w:t xml:space="preserve"> and run a mini-application to test if your installation went alright.</w:t>
+        <w:t>This document is a quick onboarding guide that is expanding in the coming months. Currently it provides a useful guide to install VSC, JustRelax.jl and run a mini-application to test if your installation went alright.</w:t>
       </w:r>
     </w:p>
     <w:p>
@@ -75,18 +77,10 @@
         <w:t xml:space="preserve"> Finally, I’ve saved the old developers notes from my previous company at the bottom. It has some useful resources and extension for Python development using VSC. I’ll keep them there for </w:t>
       </w:r>
       <w:r>
-        <w:t xml:space="preserve">people who are </w:t>
-      </w:r>
-      <w:proofErr w:type="gramStart"/>
-      <w:r>
-        <w:t>curious</w:t>
-      </w:r>
-      <w:r>
-        <w:t>, and</w:t>
-      </w:r>
-      <w:proofErr w:type="gramEnd"/>
-      <w:r>
-        <w:t xml:space="preserve"> will refine them later once the project aims are more refined.</w:t>
+        <w:t>people who are curious</w:t>
+      </w:r>
+      <w:r>
+        <w:t>, and will refine them later once the project aims are more refined.</w:t>
       </w:r>
     </w:p>
     <w:p>
@@ -130,15 +124,7 @@
         </w:numPr>
       </w:pPr>
       <w:r>
-        <w:t xml:space="preserve">Is done via the Secretariat and GEO-ICT. </w:t>
-      </w:r>
-      <w:proofErr w:type="spellStart"/>
-      <w:r>
-        <w:t>There s</w:t>
-      </w:r>
-      <w:proofErr w:type="spellEnd"/>
-      <w:r>
-        <w:t xml:space="preserve"> a form how to order, just ask someone in the group</w:t>
+        <w:t>Is done via the Secretariat and GEO-ICT. There s a form how to order, just ask someone in the group</w:t>
       </w:r>
       <w:r>
         <w:t>.</w:t>
@@ -153,26 +139,10 @@
         </w:numPr>
       </w:pPr>
       <w:r>
-        <w:t xml:space="preserve">First start-up: log into Utrecht University wi-fi and accept all </w:t>
-      </w:r>
-      <w:proofErr w:type="spellStart"/>
-      <w:r>
-        <w:t>softwares</w:t>
-      </w:r>
-      <w:proofErr w:type="spellEnd"/>
-      <w:r>
-        <w:t xml:space="preserve"> that will be installed by the UU IT department.</w:t>
-      </w:r>
-      <w:r>
-        <w:t xml:space="preserve"> This is done through the app ‘UU apps &amp; </w:t>
-      </w:r>
-      <w:proofErr w:type="gramStart"/>
-      <w:r>
-        <w:t>services’</w:t>
-      </w:r>
-      <w:proofErr w:type="gramEnd"/>
-      <w:r>
-        <w:t>.</w:t>
+        <w:t>First start-up: log into Utrecht University wi-fi and accept all softwares that will be installed by the UU IT department.</w:t>
+      </w:r>
+      <w:r>
+        <w:t xml:space="preserve"> This is done through the app ‘UU apps &amp; services’.</w:t>
       </w:r>
     </w:p>
     <w:p>
@@ -269,6 +239,12 @@
         </w:rPr>
         <w:t>Open Visual Studio Code</w:t>
       </w:r>
+      <w:r>
+        <w:rPr>
+          <w:lang w:val="en-GB"/>
+        </w:rPr>
+        <w:t>.</w:t>
+      </w:r>
     </w:p>
     <w:p>
       <w:pPr>
@@ -286,16 +262,8 @@
         <w:rPr>
           <w:lang w:val="en-GB"/>
         </w:rPr>
-        <w:t xml:space="preserve">Find and install in Extensions the ‘Julia’ extension by </w:t>
-      </w:r>
-      <w:proofErr w:type="spellStart"/>
-      <w:r>
-        <w:rPr>
-          <w:lang w:val="en-GB"/>
-        </w:rPr>
-        <w:t>julialang</w:t>
-      </w:r>
-      <w:proofErr w:type="spellEnd"/>
+        <w:t>Go to Extensions (shortcut is in the left bar).</w:t>
+      </w:r>
     </w:p>
     <w:p>
       <w:pPr>
@@ -313,21 +281,19 @@
         <w:rPr>
           <w:lang w:val="en-GB"/>
         </w:rPr>
-        <w:t xml:space="preserve">Use Ctrl+` or </w:t>
-      </w:r>
-      <w:proofErr w:type="spellStart"/>
-      <w:r>
-        <w:rPr>
-          <w:lang w:val="en-GB"/>
-        </w:rPr>
-        <w:t>Cmd</w:t>
-      </w:r>
-      <w:proofErr w:type="spellEnd"/>
-      <w:r>
-        <w:rPr>
-          <w:lang w:val="en-GB"/>
-        </w:rPr>
-        <w:t>+` to open a terminal</w:t>
+        <w:t xml:space="preserve">Search for </w:t>
+      </w:r>
+      <w:r>
+        <w:rPr>
+          <w:lang w:val="en-GB"/>
+        </w:rPr>
+        <w:t>the ‘Julia’ extension by julialang</w:t>
+      </w:r>
+      <w:r>
+        <w:rPr>
+          <w:lang w:val="en-GB"/>
+        </w:rPr>
+        <w:t xml:space="preserve"> and press install.</w:t>
       </w:r>
     </w:p>
     <w:p>
@@ -346,33 +312,7 @@
         <w:rPr>
           <w:lang w:val="en-GB"/>
         </w:rPr>
-        <w:t>Typ</w:t>
-      </w:r>
-      <w:r>
-        <w:rPr>
-          <w:lang w:val="en-GB"/>
-        </w:rPr>
-        <w:t>ing</w:t>
-      </w:r>
-      <w:r>
-        <w:rPr>
-          <w:lang w:val="en-GB"/>
-        </w:rPr>
-        <w:t xml:space="preserve"> ‘</w:t>
-      </w:r>
-      <w:proofErr w:type="spellStart"/>
-      <w:r>
-        <w:rPr>
-          <w:lang w:val="en-GB"/>
-        </w:rPr>
-        <w:t>julia</w:t>
-      </w:r>
-      <w:proofErr w:type="spellEnd"/>
-      <w:r>
-        <w:rPr>
-          <w:lang w:val="en-GB"/>
-        </w:rPr>
-        <w:t>’ to open the Julia REPL</w:t>
+        <w:t>Get comfortable with Julia in a terminal</w:t>
       </w:r>
     </w:p>
     <w:p>
@@ -391,33 +331,154 @@
         <w:rPr>
           <w:lang w:val="en-GB"/>
         </w:rPr>
-        <w:t xml:space="preserve">This is an interactive terminal. </w:t>
-      </w:r>
-      <w:r>
-        <w:rPr>
-          <w:lang w:val="en-GB"/>
-        </w:rPr>
-        <w:t xml:space="preserve">Follow this guide </w:t>
-      </w:r>
-      <w:r>
-        <w:rPr>
-          <w:lang w:val="en-GB"/>
-        </w:rPr>
-        <w:t xml:space="preserve">to get a </w:t>
-      </w:r>
-      <w:r>
-        <w:rPr>
-          <w:lang w:val="en-GB"/>
-        </w:rPr>
-        <w:t>general feelin</w:t>
-      </w:r>
-      <w:r>
-        <w:rPr>
-          <w:lang w:val="en-GB"/>
-        </w:rPr>
-        <w:t xml:space="preserve">g for the language </w:t>
+        <w:t>Open a terminal (the application, or the one embedded in VSC. Both are fine.)</w:t>
+      </w:r>
+    </w:p>
+    <w:p>
+      <w:pPr>
+        <w:pStyle w:val="ListParagraph"/>
+        <w:numPr>
+          <w:ilvl w:val="2"/>
+          <w:numId w:val="18"/>
+        </w:numPr>
+        <w:spacing w:line="259" w:lineRule="auto"/>
+        <w:rPr>
+          <w:lang w:val="en-GB"/>
+        </w:rPr>
+      </w:pPr>
+      <w:r>
+        <w:rPr>
+          <w:lang w:val="en-GB"/>
+        </w:rPr>
+        <w:t>The shortcut to the terminal in VSC is Ctrl+` or Cmd + `</w:t>
+      </w:r>
+    </w:p>
+    <w:p>
+      <w:pPr>
+        <w:pStyle w:val="ListParagraph"/>
+        <w:numPr>
+          <w:ilvl w:val="1"/>
+          <w:numId w:val="18"/>
+        </w:numPr>
+        <w:spacing w:line="259" w:lineRule="auto"/>
+        <w:rPr>
+          <w:lang w:val="en-GB"/>
+        </w:rPr>
+      </w:pPr>
+      <w:r>
+        <w:rPr>
+          <w:lang w:val="en-GB"/>
+        </w:rPr>
+        <w:t xml:space="preserve">Run the command ‘julia’ to open the Julia </w:t>
       </w:r>
       <w:hyperlink r:id="rId6" w:history="1">
+        <w:r>
+          <w:rPr>
+            <w:rStyle w:val="Hyperlink"/>
+            <w:lang w:val="en-GB"/>
+          </w:rPr>
+          <w:t>REPL</w:t>
+        </w:r>
+      </w:hyperlink>
+      <w:r>
+        <w:rPr>
+          <w:lang w:val="en-GB"/>
+        </w:rPr>
+        <w:t>.</w:t>
+      </w:r>
+    </w:p>
+    <w:p>
+      <w:pPr>
+        <w:pStyle w:val="ListParagraph"/>
+        <w:numPr>
+          <w:ilvl w:val="2"/>
+          <w:numId w:val="18"/>
+        </w:numPr>
+        <w:spacing w:line="259" w:lineRule="auto"/>
+        <w:rPr>
+          <w:lang w:val="en-GB"/>
+        </w:rPr>
+      </w:pPr>
+      <w:r>
+        <w:rPr>
+          <w:lang w:val="en-GB"/>
+        </w:rPr>
+        <w:t xml:space="preserve">Or, in VSC: Open the Command Palette (Cmd+Shift+P) in Visual Studio Code and select ‘Julia: Start REPL’. </w:t>
+      </w:r>
+    </w:p>
+    <w:p>
+      <w:pPr>
+        <w:pStyle w:val="ListParagraph"/>
+        <w:numPr>
+          <w:ilvl w:val="1"/>
+          <w:numId w:val="18"/>
+        </w:numPr>
+        <w:spacing w:line="259" w:lineRule="auto"/>
+        <w:rPr>
+          <w:lang w:val="en-GB"/>
+        </w:rPr>
+      </w:pPr>
+      <w:r>
+        <w:rPr>
+          <w:lang w:val="en-GB"/>
+        </w:rPr>
+        <w:t>REPLs are</w:t>
+      </w:r>
+      <w:r>
+        <w:rPr>
+          <w:lang w:val="en-GB"/>
+        </w:rPr>
+        <w:t xml:space="preserve"> interactive terminal</w:t>
+      </w:r>
+      <w:r>
+        <w:rPr>
+          <w:lang w:val="en-GB"/>
+        </w:rPr>
+        <w:t>s</w:t>
+      </w:r>
+      <w:r>
+        <w:rPr>
+          <w:lang w:val="en-GB"/>
+        </w:rPr>
+        <w:t>.</w:t>
+      </w:r>
+      <w:r>
+        <w:rPr>
+          <w:lang w:val="en-GB"/>
+        </w:rPr>
+        <w:t xml:space="preserve"> You can type ‘1+1’ and it returns ‘2’.</w:t>
+      </w:r>
+      <w:r>
+        <w:rPr>
+          <w:lang w:val="en-GB"/>
+        </w:rPr>
+        <w:t xml:space="preserve"> Follow this guide to </w:t>
+      </w:r>
+      <w:r>
+        <w:rPr>
+          <w:lang w:val="en-GB"/>
+        </w:rPr>
+        <w:t xml:space="preserve">run basic commands and </w:t>
+      </w:r>
+      <w:r>
+        <w:rPr>
+          <w:lang w:val="en-GB"/>
+        </w:rPr>
+        <w:t>get a general feeling for the language</w:t>
+      </w:r>
+      <w:r>
+        <w:rPr>
+          <w:lang w:val="en-GB"/>
+        </w:rPr>
+        <w:t>:</w:t>
+      </w:r>
+      <w:r>
+        <w:rPr>
+          <w:lang w:val="en-GB"/>
+        </w:rPr>
+        <w:t xml:space="preserve"> </w:t>
+      </w:r>
+      <w:hyperlink r:id="rId7" w:history="1">
         <w:r>
           <w:rPr>
             <w:rStyle w:val="Hyperlink"/>
@@ -439,19 +500,26 @@
           <w:lang w:val="en-GB"/>
         </w:rPr>
       </w:pPr>
-      <w:proofErr w:type="gramStart"/>
-      <w:r>
-        <w:rPr>
-          <w:lang w:val="en-GB"/>
-        </w:rPr>
-        <w:t>Type ;</w:t>
-      </w:r>
-      <w:proofErr w:type="gramEnd"/>
-      <w:r>
-        <w:rPr>
-          <w:lang w:val="en-GB"/>
-        </w:rPr>
-        <w:t xml:space="preserve"> (a semicolon) to open a shell in the terminal. </w:t>
+      <w:r>
+        <w:rPr>
+          <w:lang w:val="en-GB"/>
+        </w:rPr>
+        <w:t xml:space="preserve">Type ; (a semicolon) to open </w:t>
+      </w:r>
+      <w:hyperlink r:id="rId8" w:anchor="man-shell-mode" w:history="1">
+        <w:r>
+          <w:rPr>
+            <w:rStyle w:val="Hyperlink"/>
+            <w:lang w:val="en-GB"/>
+          </w:rPr>
+          <w:t>shell mode</w:t>
+        </w:r>
+      </w:hyperlink>
+      <w:r>
+        <w:rPr>
+          <w:lang w:val="en-GB"/>
+        </w:rPr>
+        <w:t>.</w:t>
       </w:r>
     </w:p>
     <w:p>
@@ -470,21 +538,19 @@
         <w:rPr>
           <w:lang w:val="en-GB"/>
         </w:rPr>
-        <w:t xml:space="preserve">With this you can use familiar terminal commands like </w:t>
-      </w:r>
-      <w:proofErr w:type="spellStart"/>
-      <w:r>
-        <w:rPr>
-          <w:lang w:val="en-GB"/>
-        </w:rPr>
-        <w:t>pwd</w:t>
-      </w:r>
-      <w:proofErr w:type="spellEnd"/>
-      <w:r>
-        <w:rPr>
-          <w:lang w:val="en-GB"/>
-        </w:rPr>
-        <w:t>, cd, ls</w:t>
+        <w:t>With this you can use familiar</w:t>
+      </w:r>
+      <w:r>
+        <w:rPr>
+          <w:lang w:val="en-GB"/>
+        </w:rPr>
+        <w:t xml:space="preserve"> </w:t>
+      </w:r>
+      <w:r>
+        <w:rPr>
+          <w:lang w:val="en-GB"/>
+        </w:rPr>
+        <w:t>terminal commands like pwd, cd, ls</w:t>
       </w:r>
     </w:p>
     <w:p>
@@ -499,19 +565,86 @@
           <w:lang w:val="en-GB"/>
         </w:rPr>
       </w:pPr>
-      <w:proofErr w:type="gramStart"/>
-      <w:r>
-        <w:rPr>
-          <w:lang w:val="en-GB"/>
-        </w:rPr>
-        <w:t>Type ]</w:t>
-      </w:r>
-      <w:proofErr w:type="gramEnd"/>
-      <w:r>
-        <w:rPr>
-          <w:lang w:val="en-GB"/>
-        </w:rPr>
-        <w:t xml:space="preserve"> (closing square bracket) to open the package manager</w:t>
+      <w:r>
+        <w:rPr>
+          <w:lang w:val="en-GB"/>
+        </w:rPr>
+        <w:t xml:space="preserve">Type ] (closing square bracket) to open the </w:t>
+      </w:r>
+      <w:hyperlink r:id="rId9" w:anchor="Pkg-mode" w:history="1">
+        <w:r>
+          <w:rPr>
+            <w:rStyle w:val="Hyperlink"/>
+            <w:lang w:val="en-GB"/>
+          </w:rPr>
+          <w:t>package manager</w:t>
+        </w:r>
+        <w:r>
+          <w:rPr>
+            <w:rStyle w:val="Hyperlink"/>
+            <w:lang w:val="en-GB"/>
+          </w:rPr>
+          <w:t>.</w:t>
+        </w:r>
+      </w:hyperlink>
+      <w:r>
+        <w:rPr>
+          <w:lang w:val="en-GB"/>
+        </w:rPr>
+        <w:t xml:space="preserve"> </w:t>
+      </w:r>
+    </w:p>
+    <w:p>
+      <w:pPr>
+        <w:pStyle w:val="ListParagraph"/>
+        <w:numPr>
+          <w:ilvl w:val="1"/>
+          <w:numId w:val="18"/>
+        </w:numPr>
+        <w:spacing w:line="259" w:lineRule="auto"/>
+        <w:rPr>
+          <w:lang w:val="en-GB"/>
+        </w:rPr>
+      </w:pPr>
+      <w:r>
+        <w:rPr>
+          <w:lang w:val="en-GB"/>
+        </w:rPr>
+        <w:t xml:space="preserve">Type ? (question mark) to open the </w:t>
+      </w:r>
+      <w:hyperlink r:id="rId10" w:anchor="Help-mode" w:history="1">
+        <w:r>
+          <w:rPr>
+            <w:rStyle w:val="Hyperlink"/>
+            <w:lang w:val="en-GB"/>
+          </w:rPr>
+          <w:t>help</w:t>
+        </w:r>
+      </w:hyperlink>
+      <w:r>
+        <w:rPr>
+          <w:lang w:val="en-GB"/>
+        </w:rPr>
+        <w:t xml:space="preserve"> mode</w:t>
+      </w:r>
+    </w:p>
+    <w:p>
+      <w:pPr>
+        <w:pStyle w:val="ListParagraph"/>
+        <w:numPr>
+          <w:ilvl w:val="1"/>
+          <w:numId w:val="18"/>
+        </w:numPr>
+        <w:spacing w:line="259" w:lineRule="auto"/>
+        <w:rPr>
+          <w:lang w:val="en-GB"/>
+        </w:rPr>
+      </w:pPr>
+      <w:r>
+        <w:rPr>
+          <w:lang w:val="en-GB"/>
+        </w:rPr>
+        <w:t>Backspace brings you out of any of these mode back to the default julia mode.</w:t>
       </w:r>
     </w:p>
     <w:p>
@@ -532,19 +665,161 @@
         </w:rPr>
         <w:t xml:space="preserve">Download </w:t>
       </w:r>
-      <w:proofErr w:type="spellStart"/>
-      <w:r>
-        <w:rPr>
-          <w:lang w:val="en-GB"/>
-        </w:rPr>
-        <w:t>JustRelax.jl</w:t>
-      </w:r>
-      <w:proofErr w:type="spellEnd"/>
-      <w:r>
-        <w:rPr>
-          <w:lang w:val="en-GB"/>
-        </w:rPr>
-        <w:t xml:space="preserve"> repository</w:t>
+      <w:r>
+        <w:rPr>
+          <w:lang w:val="en-GB"/>
+        </w:rPr>
+        <w:t xml:space="preserve">our </w:t>
+      </w:r>
+      <w:r>
+        <w:rPr>
+          <w:lang w:val="en-GB"/>
+        </w:rPr>
+        <w:t>JustRelax.jl repository</w:t>
+      </w:r>
+      <w:r>
+        <w:rPr>
+          <w:lang w:val="en-GB"/>
+        </w:rPr>
+        <w:t xml:space="preserve"> fork</w:t>
+      </w:r>
+    </w:p>
+    <w:p>
+      <w:pPr>
+        <w:pStyle w:val="ListParagraph"/>
+        <w:numPr>
+          <w:ilvl w:val="1"/>
+          <w:numId w:val="18"/>
+        </w:numPr>
+        <w:spacing w:line="259" w:lineRule="auto"/>
+        <w:rPr>
+          <w:lang w:val="en-GB"/>
+        </w:rPr>
+      </w:pPr>
+      <w:r>
+        <w:rPr>
+          <w:lang w:val="en-GB"/>
+        </w:rPr>
+        <w:t xml:space="preserve">Go to our JustRelax fork within QuakeSystem </w:t>
+      </w:r>
+      <w:hyperlink r:id="rId11" w:history="1">
+        <w:r>
+          <w:rPr>
+            <w:rStyle w:val="Hyperlink"/>
+            <w:lang w:val="en-GB"/>
+          </w:rPr>
+          <w:t>https://github.com/QuakeSystem/JustRelax.jl</w:t>
+        </w:r>
+      </w:hyperlink>
+    </w:p>
+    <w:p>
+      <w:pPr>
+        <w:pStyle w:val="ListParagraph"/>
+        <w:numPr>
+          <w:ilvl w:val="1"/>
+          <w:numId w:val="18"/>
+        </w:numPr>
+        <w:spacing w:line="259" w:lineRule="auto"/>
+        <w:rPr>
+          <w:lang w:val="en-GB"/>
+        </w:rPr>
+      </w:pPr>
+      <w:r>
+        <w:rPr>
+          <w:lang w:val="en-GB"/>
+        </w:rPr>
+        <w:t>Click the green button ‘Code’</w:t>
+      </w:r>
+    </w:p>
+    <w:p>
+      <w:pPr>
+        <w:pStyle w:val="ListParagraph"/>
+        <w:numPr>
+          <w:ilvl w:val="1"/>
+          <w:numId w:val="18"/>
+        </w:numPr>
+        <w:spacing w:line="259" w:lineRule="auto"/>
+        <w:rPr>
+          <w:lang w:val="en-GB"/>
+        </w:rPr>
+      </w:pPr>
+      <w:r>
+        <w:rPr>
+          <w:lang w:val="en-GB"/>
+        </w:rPr>
+        <w:t>Under the ‘local’ tab, under ‘HTTPS’, copy the web URL.</w:t>
+      </w:r>
+    </w:p>
+    <w:p>
+      <w:pPr>
+        <w:pStyle w:val="ListParagraph"/>
+        <w:numPr>
+          <w:ilvl w:val="1"/>
+          <w:numId w:val="18"/>
+        </w:numPr>
+        <w:spacing w:line="259" w:lineRule="auto"/>
+        <w:rPr>
+          <w:lang w:val="en-GB"/>
+        </w:rPr>
+      </w:pPr>
+      <w:r>
+        <w:rPr>
+          <w:lang w:val="en-GB"/>
+        </w:rPr>
+        <w:t>In a terminal, navigate to the folder where you want JustRelax.</w:t>
+      </w:r>
+    </w:p>
+    <w:p>
+      <w:pPr>
+        <w:pStyle w:val="ListParagraph"/>
+        <w:numPr>
+          <w:ilvl w:val="1"/>
+          <w:numId w:val="18"/>
+        </w:numPr>
+        <w:spacing w:line="259" w:lineRule="auto"/>
+        <w:rPr>
+          <w:lang w:val="en-GB"/>
+        </w:rPr>
+      </w:pPr>
+      <w:r>
+        <w:rPr>
+          <w:lang w:val="en-GB"/>
+        </w:rPr>
+        <w:t xml:space="preserve">Run ‘git clone </w:t>
+      </w:r>
+      <w:hyperlink r:id="rId12" w:history="1">
+        <w:r>
+          <w:rPr>
+            <w:rStyle w:val="Hyperlink"/>
+            <w:lang w:val="en-GB"/>
+          </w:rPr>
+          <w:t>https://github.com/QuakeSystem/JustRelax.jl</w:t>
+        </w:r>
+      </w:hyperlink>
+      <w:r>
+        <w:rPr>
+          <w:lang w:val="en-GB"/>
+        </w:rPr>
+        <w:t>’</w:t>
+      </w:r>
+    </w:p>
+    <w:p>
+      <w:pPr>
+        <w:pStyle w:val="ListParagraph"/>
+        <w:numPr>
+          <w:ilvl w:val="1"/>
+          <w:numId w:val="18"/>
+        </w:numPr>
+        <w:spacing w:line="259" w:lineRule="auto"/>
+        <w:rPr>
+          <w:lang w:val="en-GB"/>
+        </w:rPr>
+      </w:pPr>
+      <w:r>
+        <w:rPr>
+          <w:lang w:val="en-GB"/>
+        </w:rPr>
+        <w:t>The directory should now be cloned to your device.</w:t>
       </w:r>
     </w:p>
     <w:p>
@@ -569,21 +844,38 @@
         <w:rPr>
           <w:lang w:val="en-GB"/>
         </w:rPr>
-        <w:t xml:space="preserve">the folder </w:t>
-      </w:r>
-      <w:proofErr w:type="spellStart"/>
-      <w:r>
-        <w:rPr>
-          <w:lang w:val="en-GB"/>
-        </w:rPr>
-        <w:t>JustRelax.jl</w:t>
-      </w:r>
-      <w:proofErr w:type="spellEnd"/>
+        <w:t>the folder JustRelax.jl</w:t>
+      </w:r>
       <w:r>
         <w:rPr>
           <w:lang w:val="en-GB"/>
         </w:rPr>
         <w:t xml:space="preserve"> in visual studio code</w:t>
+      </w:r>
+      <w:r>
+        <w:rPr>
+          <w:lang w:val="en-GB"/>
+        </w:rPr>
+        <w:t>.</w:t>
+      </w:r>
+    </w:p>
+    <w:p>
+      <w:pPr>
+        <w:pStyle w:val="ListParagraph"/>
+        <w:numPr>
+          <w:ilvl w:val="1"/>
+          <w:numId w:val="18"/>
+        </w:numPr>
+        <w:spacing w:line="259" w:lineRule="auto"/>
+        <w:rPr>
+          <w:lang w:val="en-GB"/>
+        </w:rPr>
+      </w:pPr>
+      <w:r>
+        <w:rPr>
+          <w:lang w:val="en-GB"/>
+        </w:rPr>
+        <w:t>File &gt; Open Folder &gt; select your JustRelax folder.</w:t>
       </w:r>
     </w:p>
     <w:p>
@@ -604,14 +896,12 @@
         </w:rPr>
         <w:t xml:space="preserve">Get familiar with </w:t>
       </w:r>
-      <w:proofErr w:type="spellStart"/>
       <w:r>
         <w:rPr>
           <w:lang w:val="en-GB"/>
         </w:rPr>
         <w:t>JustRelax.jl</w:t>
       </w:r>
-      <w:proofErr w:type="spellEnd"/>
     </w:p>
     <w:p>
       <w:pPr>
@@ -629,13 +919,248 @@
         <w:rPr>
           <w:lang w:val="en-GB"/>
         </w:rPr>
-        <w:t>Read the documentation here:</w:t>
-      </w:r>
-      <w:r>
-        <w:rPr>
-          <w:lang w:val="en-GB"/>
-        </w:rPr>
-        <w:t xml:space="preserve"> </w:t>
+        <w:t>Quick overview:</w:t>
+      </w:r>
+    </w:p>
+    <w:p>
+      <w:pPr>
+        <w:pStyle w:val="ListParagraph"/>
+        <w:numPr>
+          <w:ilvl w:val="2"/>
+          <w:numId w:val="18"/>
+        </w:numPr>
+        <w:spacing w:line="259" w:lineRule="auto"/>
+        <w:rPr>
+          <w:lang w:val="en-GB"/>
+        </w:rPr>
+      </w:pPr>
+      <w:r>
+        <w:rPr>
+          <w:lang w:val="en-GB"/>
+        </w:rPr>
+        <w:t>Src</w:t>
+      </w:r>
+      <w:r>
+        <w:rPr>
+          <w:lang w:val="en-GB"/>
+        </w:rPr>
+        <w:t>/</w:t>
+      </w:r>
+      <w:r>
+        <w:rPr>
+          <w:lang w:val="en-GB"/>
+        </w:rPr>
+        <w:t>: The source code (all the bits and pieces that make up the JustRelax package).</w:t>
+      </w:r>
+    </w:p>
+    <w:p>
+      <w:pPr>
+        <w:pStyle w:val="ListParagraph"/>
+        <w:numPr>
+          <w:ilvl w:val="2"/>
+          <w:numId w:val="18"/>
+        </w:numPr>
+        <w:spacing w:line="259" w:lineRule="auto"/>
+        <w:rPr>
+          <w:lang w:val="en-GB"/>
+        </w:rPr>
+      </w:pPr>
+      <w:r>
+        <w:rPr>
+          <w:lang w:val="en-GB"/>
+        </w:rPr>
+        <w:t>Miniapps</w:t>
+      </w:r>
+      <w:r>
+        <w:rPr>
+          <w:lang w:val="en-GB"/>
+        </w:rPr>
+        <w:t>/</w:t>
+      </w:r>
+      <w:r>
+        <w:rPr>
+          <w:lang w:val="en-GB"/>
+        </w:rPr>
+        <w:t xml:space="preserve">: </w:t>
+      </w:r>
+      <w:r>
+        <w:rPr>
+          <w:lang w:val="en-GB"/>
+        </w:rPr>
+        <w:t xml:space="preserve">Working demonstrations </w:t>
+      </w:r>
+      <w:r>
+        <w:rPr>
+          <w:lang w:val="en-GB"/>
+        </w:rPr>
+        <w:t xml:space="preserve">of </w:t>
+      </w:r>
+      <w:r>
+        <w:rPr>
+          <w:lang w:val="en-GB"/>
+        </w:rPr>
+        <w:t xml:space="preserve">the </w:t>
+      </w:r>
+      <w:r>
+        <w:rPr>
+          <w:lang w:val="en-GB"/>
+        </w:rPr>
+        <w:t>code</w:t>
+      </w:r>
+      <w:r>
+        <w:rPr>
+          <w:lang w:val="en-GB"/>
+        </w:rPr>
+        <w:t>.</w:t>
+      </w:r>
+    </w:p>
+    <w:p>
+      <w:pPr>
+        <w:pStyle w:val="ListParagraph"/>
+        <w:numPr>
+          <w:ilvl w:val="2"/>
+          <w:numId w:val="18"/>
+        </w:numPr>
+        <w:spacing w:line="259" w:lineRule="auto"/>
+        <w:rPr>
+          <w:lang w:val="en-GB"/>
+        </w:rPr>
+      </w:pPr>
+      <w:r>
+        <w:rPr>
+          <w:lang w:val="en-GB"/>
+        </w:rPr>
+        <w:t>Docs</w:t>
+      </w:r>
+      <w:r>
+        <w:rPr>
+          <w:lang w:val="en-GB"/>
+        </w:rPr>
+        <w:t>/</w:t>
+      </w:r>
+      <w:r>
+        <w:rPr>
+          <w:lang w:val="en-GB"/>
+        </w:rPr>
+        <w:t>: all documentation, see below.</w:t>
+      </w:r>
+    </w:p>
+    <w:p>
+      <w:pPr>
+        <w:pStyle w:val="ListParagraph"/>
+        <w:numPr>
+          <w:ilvl w:val="2"/>
+          <w:numId w:val="18"/>
+        </w:numPr>
+        <w:spacing w:line="259" w:lineRule="auto"/>
+        <w:rPr>
+          <w:lang w:val="en-GB"/>
+        </w:rPr>
+      </w:pPr>
+      <w:r>
+        <w:rPr>
+          <w:lang w:val="en-GB"/>
+        </w:rPr>
+        <w:t>Test</w:t>
+      </w:r>
+      <w:r>
+        <w:rPr>
+          <w:lang w:val="en-GB"/>
+        </w:rPr>
+        <w:t>/</w:t>
+      </w:r>
+      <w:r>
+        <w:rPr>
+          <w:lang w:val="en-GB"/>
+        </w:rPr>
+        <w:t xml:space="preserve">: tests that JustRelax developers run to check </w:t>
+      </w:r>
+      <w:r>
+        <w:rPr>
+          <w:lang w:val="en-GB"/>
+        </w:rPr>
+        <w:t>if updates are safe to add.</w:t>
+      </w:r>
+    </w:p>
+    <w:p>
+      <w:pPr>
+        <w:pStyle w:val="ListParagraph"/>
+        <w:numPr>
+          <w:ilvl w:val="2"/>
+          <w:numId w:val="18"/>
+        </w:numPr>
+        <w:spacing w:line="259" w:lineRule="auto"/>
+        <w:rPr>
+          <w:lang w:val="en-GB"/>
+        </w:rPr>
+      </w:pPr>
+      <w:hyperlink r:id="rId13" w:anchor="Project.toml" w:history="1">
+        <w:r>
+          <w:rPr>
+            <w:rStyle w:val="Hyperlink"/>
+            <w:lang w:val="en-GB"/>
+          </w:rPr>
+          <w:t>Project.toml:</w:t>
+        </w:r>
+      </w:hyperlink>
+      <w:r>
+        <w:rPr>
+          <w:lang w:val="en-GB"/>
+        </w:rPr>
+        <w:t xml:space="preserve"> A list with all package dependencies that need to be added to the environment to run this project. We’ll address this below.</w:t>
+      </w:r>
+    </w:p>
+    <w:p>
+      <w:pPr>
+        <w:pStyle w:val="ListParagraph"/>
+        <w:numPr>
+          <w:ilvl w:val="2"/>
+          <w:numId w:val="18"/>
+        </w:numPr>
+        <w:spacing w:line="259" w:lineRule="auto"/>
+        <w:rPr>
+          <w:lang w:val="en-GB"/>
+        </w:rPr>
+      </w:pPr>
+      <w:r>
+        <w:rPr>
+          <w:lang w:val="en-GB"/>
+        </w:rPr>
+        <w:t xml:space="preserve">README.md: can be read toward the bottom of the original JustRelax </w:t>
+      </w:r>
+      <w:hyperlink r:id="rId14" w:history="1">
+        <w:r>
+          <w:rPr>
+            <w:rStyle w:val="Hyperlink"/>
+            <w:lang w:val="en-GB"/>
+          </w:rPr>
+          <w:t>github</w:t>
+        </w:r>
+      </w:hyperlink>
+      <w:r>
+        <w:rPr>
+          <w:lang w:val="en-GB"/>
+        </w:rPr>
+        <w:t>.</w:t>
+      </w:r>
+    </w:p>
+    <w:p>
+      <w:pPr>
+        <w:pStyle w:val="ListParagraph"/>
+        <w:numPr>
+          <w:ilvl w:val="2"/>
+          <w:numId w:val="18"/>
+        </w:numPr>
+        <w:spacing w:line="259" w:lineRule="auto"/>
+        <w:rPr>
+          <w:lang w:val="en-GB"/>
+        </w:rPr>
+      </w:pPr>
+      <w:r>
+        <w:rPr>
+          <w:lang w:val="en-GB"/>
+        </w:rPr>
+        <w:t>AUTHORS.md, CITATION.md, CODE_OF_CONDUCT.md, LICENSE.md, SECURITY.md: Important documents on the ownership and responsibilities of working with JustRelax.</w:t>
       </w:r>
     </w:p>
     <w:p>
@@ -650,7 +1175,32 @@
           <w:lang w:val="en-GB"/>
         </w:rPr>
       </w:pPr>
-      <w:hyperlink r:id="rId7" w:history="1">
+      <w:r>
+        <w:rPr>
+          <w:lang w:val="en-GB"/>
+        </w:rPr>
+        <w:t>Read the documentation here:</w:t>
+      </w:r>
+      <w:r>
+        <w:rPr>
+          <w:lang w:val="en-GB"/>
+        </w:rPr>
+        <w:t xml:space="preserve"> </w:t>
+      </w:r>
+    </w:p>
+    <w:p>
+      <w:pPr>
+        <w:pStyle w:val="ListParagraph"/>
+        <w:numPr>
+          <w:ilvl w:val="2"/>
+          <w:numId w:val="18"/>
+        </w:numPr>
+        <w:spacing w:line="259" w:lineRule="auto"/>
+        <w:rPr>
+          <w:lang w:val="en-GB"/>
+        </w:rPr>
+      </w:pPr>
+      <w:hyperlink r:id="rId15" w:history="1">
         <w:r>
           <w:rPr>
             <w:rStyle w:val="Hyperlink"/>
@@ -659,6 +1209,122 @@
           <w:t>https://ptsolvers.github.io/JustRelax.jl/dev/man/installation</w:t>
         </w:r>
       </w:hyperlink>
+      <w:r>
+        <w:rPr>
+          <w:lang w:val="en-GB"/>
+        </w:rPr>
+        <w:t xml:space="preserve"> and all other pages you can navigate to in the left navigation bar.</w:t>
+      </w:r>
+      <w:r>
+        <w:rPr>
+          <w:lang w:val="en-GB"/>
+        </w:rPr>
+        <w:br/>
+      </w:r>
+      <w:r>
+        <w:t xml:space="preserve">This site combines all the README.md files found in the codebase. You can find these also in JustRelax.jl/docs/src/man. (Short for ‘manual’. </w:t>
+      </w:r>
+      <w:r>
+        <w:t>I</w:t>
+      </w:r>
+      <w:r>
+        <w:t>t is quite hidden..)</w:t>
+      </w:r>
+    </w:p>
+    <w:p>
+      <w:pPr>
+        <w:pStyle w:val="ListParagraph"/>
+        <w:numPr>
+          <w:ilvl w:val="0"/>
+          <w:numId w:val="18"/>
+        </w:numPr>
+        <w:spacing w:line="259" w:lineRule="auto"/>
+        <w:rPr>
+          <w:lang w:val="en-GB"/>
+        </w:rPr>
+      </w:pPr>
+      <w:r>
+        <w:rPr>
+          <w:lang w:val="en-GB"/>
+        </w:rPr>
+        <w:t>Activate JustRelax</w:t>
+      </w:r>
+    </w:p>
+    <w:p>
+      <w:pPr>
+        <w:pStyle w:val="ListParagraph"/>
+        <w:spacing w:line="259" w:lineRule="auto"/>
+        <w:ind w:left="1440"/>
+        <w:rPr>
+          <w:lang w:val="en-GB"/>
+        </w:rPr>
+      </w:pPr>
+      <w:r>
+        <w:rPr>
+          <w:lang w:val="en-GB"/>
+        </w:rPr>
+        <w:t xml:space="preserve">Activating JustRelax means that we activate the </w:t>
+      </w:r>
+      <w:hyperlink r:id="rId16" w:history="1">
+        <w:r>
+          <w:rPr>
+            <w:rStyle w:val="Hyperlink"/>
+            <w:lang w:val="en-GB"/>
+          </w:rPr>
+          <w:t>environment</w:t>
+        </w:r>
+      </w:hyperlink>
+      <w:r>
+        <w:rPr>
+          <w:lang w:val="en-GB"/>
+        </w:rPr>
+        <w:t xml:space="preserve"> of JustRelax</w:t>
+      </w:r>
+      <w:r>
+        <w:rPr>
+          <w:lang w:val="en-GB"/>
+        </w:rPr>
+        <w:t xml:space="preserve">. This means that that </w:t>
+      </w:r>
+      <w:r>
+        <w:rPr>
+          <w:lang w:val="en-GB"/>
+        </w:rPr>
+        <w:t>we load all the necessary dependencies to run JustRelax</w:t>
+      </w:r>
+      <w:r>
+        <w:rPr>
+          <w:lang w:val="en-GB"/>
+        </w:rPr>
+        <w:t xml:space="preserve">. The dependencies that make up the environment are </w:t>
+      </w:r>
+      <w:r>
+        <w:rPr>
+          <w:lang w:val="en-GB"/>
+        </w:rPr>
+        <w:t>listed</w:t>
+      </w:r>
+      <w:r>
+        <w:rPr>
+          <w:lang w:val="en-GB"/>
+        </w:rPr>
+        <w:t xml:space="preserve"> in </w:t>
+      </w:r>
+      <w:hyperlink r:id="rId17" w:anchor="Project.toml" w:history="1">
+        <w:r>
+          <w:rPr>
+            <w:rStyle w:val="Hyperlink"/>
+            <w:lang w:val="en-GB"/>
+          </w:rPr>
+          <w:t>Project.toml</w:t>
+        </w:r>
+      </w:hyperlink>
+      <w:r>
+        <w:rPr>
+          <w:lang w:val="en-GB"/>
+        </w:rPr>
+        <w:t>.</w:t>
+      </w:r>
     </w:p>
     <w:p>
       <w:pPr>
@@ -672,7 +1338,369 @@
           <w:lang w:val="en-GB"/>
         </w:rPr>
       </w:pPr>
-      <w:hyperlink r:id="rId8" w:history="1">
+      <w:r>
+        <w:rPr>
+          <w:lang w:val="en-GB"/>
+        </w:rPr>
+        <w:t xml:space="preserve">Open a Julia (REPL) terminal </w:t>
+      </w:r>
+      <w:r>
+        <w:rPr>
+          <w:lang w:val="en-GB"/>
+        </w:rPr>
+        <w:t>(see above).</w:t>
+      </w:r>
+    </w:p>
+    <w:p>
+      <w:pPr>
+        <w:pStyle w:val="ListParagraph"/>
+        <w:numPr>
+          <w:ilvl w:val="1"/>
+          <w:numId w:val="18"/>
+        </w:numPr>
+        <w:spacing w:line="259" w:lineRule="auto"/>
+        <w:rPr>
+          <w:lang w:val="en-GB"/>
+        </w:rPr>
+      </w:pPr>
+      <w:r>
+        <w:rPr>
+          <w:lang w:val="en-GB"/>
+        </w:rPr>
+        <w:t>Activate the package</w:t>
+      </w:r>
+    </w:p>
+    <w:p>
+      <w:pPr>
+        <w:pStyle w:val="ListParagraph"/>
+        <w:numPr>
+          <w:ilvl w:val="2"/>
+          <w:numId w:val="18"/>
+        </w:numPr>
+        <w:spacing w:line="259" w:lineRule="auto"/>
+        <w:rPr>
+          <w:lang w:val="en-GB"/>
+        </w:rPr>
+      </w:pPr>
+      <w:r>
+        <w:rPr>
+          <w:lang w:val="en-GB"/>
+        </w:rPr>
+        <w:t>Run in the Julia REPL terminal</w:t>
+      </w:r>
+      <w:r>
+        <w:rPr>
+          <w:lang w:val="en-GB"/>
+        </w:rPr>
+        <w:t xml:space="preserve"> these commands</w:t>
+      </w:r>
+      <w:r>
+        <w:rPr>
+          <w:lang w:val="en-GB"/>
+        </w:rPr>
+        <w:t xml:space="preserve">: </w:t>
+      </w:r>
+    </w:p>
+    <w:p>
+      <w:pPr>
+        <w:pStyle w:val="ListParagraph"/>
+        <w:numPr>
+          <w:ilvl w:val="3"/>
+          <w:numId w:val="18"/>
+        </w:numPr>
+        <w:spacing w:line="259" w:lineRule="auto"/>
+        <w:rPr>
+          <w:lang w:val="en-GB"/>
+        </w:rPr>
+      </w:pPr>
+      <w:r>
+        <w:rPr>
+          <w:lang w:val="en-GB"/>
+        </w:rPr>
+        <w:t>using Pkg</w:t>
+      </w:r>
+    </w:p>
+    <w:p>
+      <w:pPr>
+        <w:pStyle w:val="ListParagraph"/>
+        <w:numPr>
+          <w:ilvl w:val="3"/>
+          <w:numId w:val="18"/>
+        </w:numPr>
+        <w:spacing w:line="259" w:lineRule="auto"/>
+        <w:rPr>
+          <w:lang w:val="en-GB"/>
+        </w:rPr>
+      </w:pPr>
+      <w:r>
+        <w:rPr>
+          <w:lang w:val="en-GB"/>
+        </w:rPr>
+        <w:t>Pkg.instantiate()</w:t>
+      </w:r>
+    </w:p>
+    <w:p>
+      <w:pPr>
+        <w:pStyle w:val="ListParagraph"/>
+        <w:numPr>
+          <w:ilvl w:val="3"/>
+          <w:numId w:val="18"/>
+        </w:numPr>
+        <w:spacing w:line="259" w:lineRule="auto"/>
+        <w:rPr>
+          <w:lang w:val="en-GB"/>
+        </w:rPr>
+      </w:pPr>
+      <w:r>
+        <w:rPr>
+          <w:lang w:val="en-GB"/>
+        </w:rPr>
+        <w:t>Pkg.activate(“.”)</w:t>
+      </w:r>
+    </w:p>
+    <w:p>
+      <w:pPr>
+        <w:pStyle w:val="ListParagraph"/>
+        <w:numPr>
+          <w:ilvl w:val="2"/>
+          <w:numId w:val="18"/>
+        </w:numPr>
+        <w:spacing w:line="259" w:lineRule="auto"/>
+        <w:rPr>
+          <w:lang w:val="en-GB"/>
+        </w:rPr>
+      </w:pPr>
+      <w:r>
+        <w:rPr>
+          <w:lang w:val="en-GB"/>
+        </w:rPr>
+        <w:t>Alternatively: run in the Julia REPL these commands:</w:t>
+      </w:r>
+    </w:p>
+    <w:p>
+      <w:pPr>
+        <w:pStyle w:val="ListParagraph"/>
+        <w:numPr>
+          <w:ilvl w:val="3"/>
+          <w:numId w:val="18"/>
+        </w:numPr>
+        <w:spacing w:line="259" w:lineRule="auto"/>
+        <w:rPr>
+          <w:lang w:val="en-GB"/>
+        </w:rPr>
+      </w:pPr>
+      <w:r>
+        <w:rPr>
+          <w:lang w:val="en-GB"/>
+        </w:rPr>
+        <w:t xml:space="preserve">] </w:t>
+      </w:r>
+      <w:r>
+        <w:rPr>
+          <w:lang w:val="en-GB"/>
+        </w:rPr>
+        <w:tab/>
+      </w:r>
+      <w:r>
+        <w:rPr>
+          <w:lang w:val="en-GB"/>
+        </w:rPr>
+        <w:tab/>
+      </w:r>
+      <w:r>
+        <w:rPr>
+          <w:lang w:val="en-GB"/>
+        </w:rPr>
+        <w:t>(this switches you to the package manager)</w:t>
+      </w:r>
+    </w:p>
+    <w:p>
+      <w:pPr>
+        <w:pStyle w:val="ListParagraph"/>
+        <w:numPr>
+          <w:ilvl w:val="3"/>
+          <w:numId w:val="18"/>
+        </w:numPr>
+        <w:spacing w:line="259" w:lineRule="auto"/>
+        <w:rPr>
+          <w:lang w:val="en-GB"/>
+        </w:rPr>
+      </w:pPr>
+      <w:r>
+        <w:rPr>
+          <w:lang w:val="en-GB"/>
+        </w:rPr>
+        <w:t>activate .</w:t>
+      </w:r>
+      <w:r>
+        <w:rPr>
+          <w:lang w:val="en-GB"/>
+        </w:rPr>
+        <w:tab/>
+        <w:t>(The dot is part of the command.)</w:t>
+      </w:r>
+    </w:p>
+    <w:p>
+      <w:pPr>
+        <w:pStyle w:val="ListParagraph"/>
+        <w:numPr>
+          <w:ilvl w:val="2"/>
+          <w:numId w:val="18"/>
+        </w:numPr>
+        <w:spacing w:line="259" w:lineRule="auto"/>
+        <w:rPr>
+          <w:lang w:val="en-GB"/>
+        </w:rPr>
+      </w:pPr>
+      <w:r>
+        <w:rPr>
+          <w:lang w:val="en-GB"/>
+        </w:rPr>
+        <w:t xml:space="preserve">This makes Julia look, in the current directory (.), for a Project.toml file with a list of </w:t>
+      </w:r>
+      <w:r>
+        <w:rPr>
+          <w:lang w:val="en-GB"/>
+        </w:rPr>
+        <w:t xml:space="preserve">the </w:t>
+      </w:r>
+      <w:r>
+        <w:rPr>
+          <w:lang w:val="en-GB"/>
+        </w:rPr>
+        <w:t>necessary dependencies</w:t>
+      </w:r>
+      <w:r>
+        <w:rPr>
+          <w:lang w:val="en-GB"/>
+        </w:rPr>
+        <w:t>, installs them</w:t>
+      </w:r>
+      <w:r>
+        <w:rPr>
+          <w:lang w:val="en-GB"/>
+        </w:rPr>
+        <w:t xml:space="preserve"> and activates the enviro</w:t>
+      </w:r>
+      <w:r>
+        <w:rPr>
+          <w:lang w:val="en-GB"/>
+        </w:rPr>
+        <w:t>n</w:t>
+      </w:r>
+      <w:r>
+        <w:rPr>
+          <w:lang w:val="en-GB"/>
+        </w:rPr>
+        <w:t>ment</w:t>
+      </w:r>
+      <w:r>
+        <w:rPr>
+          <w:lang w:val="en-GB"/>
+        </w:rPr>
+        <w:t>.</w:t>
+      </w:r>
+    </w:p>
+    <w:p>
+      <w:pPr>
+        <w:pStyle w:val="ListParagraph"/>
+        <w:numPr>
+          <w:ilvl w:val="0"/>
+          <w:numId w:val="18"/>
+        </w:numPr>
+        <w:spacing w:line="259" w:lineRule="auto"/>
+        <w:rPr>
+          <w:lang w:val="en-GB"/>
+        </w:rPr>
+      </w:pPr>
+      <w:r>
+        <w:rPr>
+          <w:lang w:val="en-GB"/>
+        </w:rPr>
+        <w:t xml:space="preserve">Run </w:t>
+      </w:r>
+      <w:r>
+        <w:rPr>
+          <w:lang w:val="en-GB"/>
+        </w:rPr>
+        <w:t>the S</w:t>
+      </w:r>
+      <w:r>
+        <w:rPr>
+          <w:lang w:val="en-GB"/>
+        </w:rPr>
+        <w:t>ubduction</w:t>
+      </w:r>
+      <w:r>
+        <w:rPr>
+          <w:lang w:val="en-GB"/>
+        </w:rPr>
+        <w:t>2D.jl miniapp</w:t>
+      </w:r>
+      <w:r>
+        <w:rPr>
+          <w:lang w:val="en-GB"/>
+        </w:rPr>
+        <w:br/>
+        <w:t>The Subduction2D.jl miniapp is a simple 2D subduction model. It has a main script, and two input files (setup and rheology).</w:t>
+      </w:r>
+      <w:r>
+        <w:rPr>
+          <w:lang w:val="en-GB"/>
+        </w:rPr>
+        <w:t xml:space="preserve"> This folder also contains MPI versions and others.</w:t>
+      </w:r>
+    </w:p>
+    <w:p>
+      <w:pPr>
+        <w:pStyle w:val="ListParagraph"/>
+        <w:numPr>
+          <w:ilvl w:val="1"/>
+          <w:numId w:val="18"/>
+        </w:numPr>
+        <w:spacing w:line="259" w:lineRule="auto"/>
+        <w:rPr>
+          <w:lang w:val="en-GB"/>
+        </w:rPr>
+      </w:pPr>
+      <w:r>
+        <w:rPr>
+          <w:lang w:val="en-GB"/>
+        </w:rPr>
+        <w:t xml:space="preserve">In VSC: </w:t>
+      </w:r>
+      <w:r>
+        <w:rPr>
+          <w:lang w:val="en-GB"/>
+        </w:rPr>
+        <w:t xml:space="preserve">Open the file </w:t>
+      </w:r>
+      <w:r>
+        <w:rPr>
+          <w:lang w:val="en-GB"/>
+        </w:rPr>
+        <w:t>miniapps\subduction\2D\Subduction2D.jl</w:t>
+      </w:r>
+    </w:p>
+    <w:p>
+      <w:pPr>
+        <w:pStyle w:val="ListParagraph"/>
+        <w:numPr>
+          <w:ilvl w:val="2"/>
+          <w:numId w:val="18"/>
+        </w:numPr>
+        <w:spacing w:line="259" w:lineRule="auto"/>
+        <w:rPr>
+          <w:lang w:val="en-GB"/>
+        </w:rPr>
+      </w:pPr>
+      <w:r>
+        <w:rPr>
+          <w:lang w:val="en-GB"/>
+        </w:rPr>
+        <w:t xml:space="preserve">Documentation is found here: </w:t>
+      </w:r>
+      <w:hyperlink r:id="rId18" w:history="1">
         <w:r>
           <w:rPr>
             <w:rStyle w:val="Hyperlink"/>
@@ -681,584 +1709,38 @@
           <w:t>https://ptsolvers.github.io/JustRelax.jl/dev/man/subduction2D/setup</w:t>
         </w:r>
       </w:hyperlink>
-    </w:p>
-    <w:p>
-      <w:pPr>
-        <w:pStyle w:val="ListParagraph"/>
-        <w:numPr>
-          <w:ilvl w:val="1"/>
-          <w:numId w:val="18"/>
-        </w:numPr>
-        <w:spacing w:line="259" w:lineRule="auto"/>
-        <w:rPr>
-          <w:lang w:val="en-GB"/>
-        </w:rPr>
-      </w:pPr>
-      <w:r>
-        <w:t xml:space="preserve">This site combines all the README.md files found in the codebase. You can find these also in </w:t>
-      </w:r>
-      <w:proofErr w:type="spellStart"/>
-      <w:r>
-        <w:t>JustRelax.jl</w:t>
-      </w:r>
-      <w:proofErr w:type="spellEnd"/>
-      <w:r>
-        <w:t>/docs/</w:t>
-      </w:r>
-      <w:proofErr w:type="spellStart"/>
-      <w:r>
-        <w:t>src</w:t>
-      </w:r>
-      <w:proofErr w:type="spellEnd"/>
-      <w:r>
-        <w:t xml:space="preserve">/man. (Short for ‘manual’. IMO it is quite </w:t>
-      </w:r>
-      <w:proofErr w:type="gramStart"/>
-      <w:r>
-        <w:t>hidden..</w:t>
-      </w:r>
-      <w:proofErr w:type="gramEnd"/>
-      <w:r>
-        <w:t>)</w:t>
-      </w:r>
-    </w:p>
-    <w:p>
-      <w:pPr>
-        <w:pStyle w:val="ListParagraph"/>
-        <w:numPr>
-          <w:ilvl w:val="0"/>
-          <w:numId w:val="18"/>
-        </w:numPr>
-        <w:spacing w:line="259" w:lineRule="auto"/>
-        <w:rPr>
-          <w:lang w:val="en-GB"/>
-        </w:rPr>
-      </w:pPr>
-      <w:r>
-        <w:rPr>
-          <w:lang w:val="en-GB"/>
-        </w:rPr>
-        <w:t>Activate the project</w:t>
-      </w:r>
-    </w:p>
-    <w:p>
-      <w:pPr>
-        <w:pStyle w:val="ListParagraph"/>
-        <w:numPr>
-          <w:ilvl w:val="1"/>
-          <w:numId w:val="18"/>
-        </w:numPr>
-        <w:spacing w:line="259" w:lineRule="auto"/>
-        <w:rPr>
-          <w:lang w:val="en-GB"/>
-        </w:rPr>
-      </w:pPr>
-      <w:r>
-        <w:rPr>
-          <w:lang w:val="en-GB"/>
-        </w:rPr>
-        <w:t xml:space="preserve">Open a Julia (REPL) terminal </w:t>
-      </w:r>
-    </w:p>
-    <w:p>
-      <w:pPr>
-        <w:pStyle w:val="ListParagraph"/>
-        <w:numPr>
-          <w:ilvl w:val="2"/>
-          <w:numId w:val="18"/>
-        </w:numPr>
-        <w:spacing w:line="259" w:lineRule="auto"/>
-        <w:rPr>
-          <w:lang w:val="en-GB"/>
-        </w:rPr>
-      </w:pPr>
-      <w:r>
-        <w:rPr>
-          <w:lang w:val="en-GB"/>
-        </w:rPr>
-        <w:t>Run ‘</w:t>
-      </w:r>
-      <w:proofErr w:type="spellStart"/>
-      <w:r>
-        <w:rPr>
-          <w:lang w:val="en-GB"/>
-        </w:rPr>
-        <w:t>julia</w:t>
-      </w:r>
-      <w:proofErr w:type="spellEnd"/>
-      <w:r>
-        <w:rPr>
-          <w:lang w:val="en-GB"/>
-        </w:rPr>
-        <w:t>’ in default terminal</w:t>
-      </w:r>
-    </w:p>
-    <w:p>
-      <w:pPr>
-        <w:pStyle w:val="ListParagraph"/>
-        <w:numPr>
-          <w:ilvl w:val="2"/>
-          <w:numId w:val="18"/>
-        </w:numPr>
-        <w:spacing w:line="259" w:lineRule="auto"/>
-        <w:rPr>
-          <w:lang w:val="en-GB"/>
-        </w:rPr>
-      </w:pPr>
-      <w:r>
-        <w:rPr>
-          <w:lang w:val="en-GB"/>
-        </w:rPr>
-        <w:t>Or run ‘Julia: Start REPL’ from the Command Palette (</w:t>
-      </w:r>
-      <w:proofErr w:type="spellStart"/>
-      <w:r>
-        <w:rPr>
-          <w:lang w:val="en-GB"/>
-        </w:rPr>
-        <w:t>Cmd+Shift+P</w:t>
-      </w:r>
-      <w:proofErr w:type="spellEnd"/>
-      <w:r>
-        <w:rPr>
-          <w:lang w:val="en-GB"/>
-        </w:rPr>
-        <w:t>)</w:t>
-      </w:r>
-    </w:p>
-    <w:p>
-      <w:pPr>
-        <w:pStyle w:val="ListParagraph"/>
-        <w:numPr>
-          <w:ilvl w:val="1"/>
-          <w:numId w:val="18"/>
-        </w:numPr>
-        <w:spacing w:line="259" w:lineRule="auto"/>
-        <w:rPr>
-          <w:lang w:val="en-GB"/>
-        </w:rPr>
-      </w:pPr>
-      <w:r>
-        <w:rPr>
-          <w:lang w:val="en-GB"/>
-        </w:rPr>
-        <w:t>Activate the package</w:t>
-      </w:r>
-    </w:p>
-    <w:p>
-      <w:pPr>
-        <w:pStyle w:val="ListParagraph"/>
-        <w:numPr>
-          <w:ilvl w:val="2"/>
-          <w:numId w:val="18"/>
-        </w:numPr>
-        <w:spacing w:line="259" w:lineRule="auto"/>
-        <w:rPr>
-          <w:lang w:val="en-GB"/>
-        </w:rPr>
-      </w:pPr>
-      <w:r>
-        <w:rPr>
-          <w:lang w:val="en-GB"/>
-        </w:rPr>
-        <w:t xml:space="preserve">Run in the Julia REPL terminal: </w:t>
-      </w:r>
-    </w:p>
-    <w:p>
-      <w:pPr>
-        <w:pStyle w:val="ListParagraph"/>
-        <w:numPr>
-          <w:ilvl w:val="3"/>
-          <w:numId w:val="18"/>
-        </w:numPr>
-        <w:spacing w:line="259" w:lineRule="auto"/>
-        <w:rPr>
-          <w:lang w:val="en-GB"/>
-        </w:rPr>
-      </w:pPr>
-      <w:r>
-        <w:rPr>
-          <w:lang w:val="en-GB"/>
-        </w:rPr>
-        <w:t xml:space="preserve">using </w:t>
-      </w:r>
-      <w:proofErr w:type="spellStart"/>
-      <w:r>
-        <w:rPr>
-          <w:lang w:val="en-GB"/>
-        </w:rPr>
-        <w:t>Pkg</w:t>
-      </w:r>
-      <w:proofErr w:type="spellEnd"/>
-    </w:p>
-    <w:p>
-      <w:pPr>
-        <w:pStyle w:val="ListParagraph"/>
-        <w:numPr>
-          <w:ilvl w:val="3"/>
-          <w:numId w:val="18"/>
-        </w:numPr>
-        <w:spacing w:line="259" w:lineRule="auto"/>
-        <w:rPr>
-          <w:lang w:val="en-GB"/>
-        </w:rPr>
-      </w:pPr>
-      <w:r>
-        <w:rPr>
-          <w:lang w:val="en-GB"/>
-        </w:rPr>
-        <w:t>Pkg.instantiate()</w:t>
-      </w:r>
-    </w:p>
-    <w:p>
-      <w:pPr>
-        <w:pStyle w:val="ListParagraph"/>
-        <w:numPr>
-          <w:ilvl w:val="3"/>
-          <w:numId w:val="18"/>
-        </w:numPr>
-        <w:spacing w:line="259" w:lineRule="auto"/>
-        <w:rPr>
-          <w:lang w:val="en-GB"/>
-        </w:rPr>
-      </w:pPr>
-      <w:proofErr w:type="spellStart"/>
-      <w:r>
-        <w:rPr>
-          <w:lang w:val="en-GB"/>
-        </w:rPr>
-        <w:t>Pkg.activate</w:t>
-      </w:r>
-      <w:proofErr w:type="spellEnd"/>
-      <w:r>
-        <w:rPr>
-          <w:lang w:val="en-GB"/>
-        </w:rPr>
-        <w:t>(“.”)</w:t>
-      </w:r>
-    </w:p>
-    <w:p>
-      <w:pPr>
-        <w:pStyle w:val="ListParagraph"/>
-        <w:numPr>
-          <w:ilvl w:val="2"/>
-          <w:numId w:val="18"/>
-        </w:numPr>
-        <w:spacing w:line="259" w:lineRule="auto"/>
-        <w:rPr>
-          <w:lang w:val="en-GB"/>
-        </w:rPr>
-      </w:pPr>
-      <w:r>
-        <w:rPr>
-          <w:lang w:val="en-GB"/>
-        </w:rPr>
-        <w:t xml:space="preserve">This makes Julia look, in the current directory (.), for a </w:t>
-      </w:r>
-      <w:proofErr w:type="spellStart"/>
-      <w:r>
-        <w:rPr>
-          <w:lang w:val="en-GB"/>
-        </w:rPr>
-        <w:t>Project.toml</w:t>
-      </w:r>
-      <w:proofErr w:type="spellEnd"/>
-      <w:r>
-        <w:rPr>
-          <w:lang w:val="en-GB"/>
-        </w:rPr>
-        <w:t xml:space="preserve"> file with a list of necessary dependencies.</w:t>
-      </w:r>
-    </w:p>
-    <w:p>
-      <w:pPr>
-        <w:pStyle w:val="ListParagraph"/>
-        <w:numPr>
-          <w:ilvl w:val="0"/>
-          <w:numId w:val="18"/>
-        </w:numPr>
-        <w:spacing w:line="259" w:lineRule="auto"/>
-        <w:rPr>
-          <w:lang w:val="en-GB"/>
-        </w:rPr>
-      </w:pPr>
-      <w:r>
-        <w:rPr>
-          <w:lang w:val="en-GB"/>
-        </w:rPr>
-        <w:t xml:space="preserve">Run </w:t>
-      </w:r>
-      <w:r>
-        <w:rPr>
-          <w:lang w:val="en-GB"/>
-        </w:rPr>
-        <w:t>the S</w:t>
-      </w:r>
-      <w:r>
-        <w:rPr>
-          <w:lang w:val="en-GB"/>
-        </w:rPr>
-        <w:t>ubduction</w:t>
-      </w:r>
-      <w:r>
-        <w:rPr>
-          <w:lang w:val="en-GB"/>
-        </w:rPr>
-        <w:t xml:space="preserve">2D.jl </w:t>
-      </w:r>
-      <w:proofErr w:type="spellStart"/>
-      <w:r>
-        <w:rPr>
-          <w:lang w:val="en-GB"/>
-        </w:rPr>
-        <w:t>miniapp</w:t>
-      </w:r>
-      <w:proofErr w:type="spellEnd"/>
-    </w:p>
-    <w:p>
-      <w:pPr>
-        <w:pStyle w:val="ListParagraph"/>
-        <w:numPr>
-          <w:ilvl w:val="1"/>
-          <w:numId w:val="18"/>
-        </w:numPr>
-        <w:spacing w:line="259" w:lineRule="auto"/>
-        <w:rPr>
-          <w:lang w:val="en-GB"/>
-        </w:rPr>
-      </w:pPr>
-      <w:r>
-        <w:rPr>
-          <w:lang w:val="en-GB"/>
-        </w:rPr>
-        <w:t xml:space="preserve">Open the file </w:t>
-      </w:r>
-      <w:proofErr w:type="spellStart"/>
-      <w:r>
-        <w:rPr>
-          <w:lang w:val="en-GB"/>
-        </w:rPr>
-        <w:t>miniapps</w:t>
-      </w:r>
-      <w:proofErr w:type="spellEnd"/>
-      <w:r>
-        <w:rPr>
-          <w:lang w:val="en-GB"/>
-        </w:rPr>
-        <w:t>\subduction\2D\Subduction2D.jl</w:t>
-      </w:r>
-    </w:p>
-    <w:p>
-      <w:pPr>
-        <w:pStyle w:val="ListParagraph"/>
-        <w:numPr>
-          <w:ilvl w:val="2"/>
-          <w:numId w:val="18"/>
-        </w:numPr>
-        <w:spacing w:line="259" w:lineRule="auto"/>
-        <w:rPr>
-          <w:lang w:val="en-GB"/>
-        </w:rPr>
-      </w:pPr>
-      <w:r>
-        <w:rPr>
-          <w:lang w:val="en-GB"/>
-        </w:rPr>
-        <w:t xml:space="preserve">Documentation is found here: </w:t>
-      </w:r>
-      <w:hyperlink r:id="rId9" w:history="1">
+      <w:r>
+        <w:rPr>
+          <w:lang w:val="en-GB"/>
+        </w:rPr>
+        <w:br/>
+      </w:r>
+      <w:hyperlink r:id="rId19" w:history="1">
         <w:r>
           <w:rPr>
             <w:rStyle w:val="Hyperlink"/>
             <w:lang w:val="en-GB"/>
           </w:rPr>
-          <w:t>https://ptsolvers.github.io/JustRelax.jl/dev/man/subduction2D/setup</w:t>
+          <w:t>https://ptsolvers.github.io/JustRelax.jl/dev/man/subduction2D/rheology</w:t>
         </w:r>
       </w:hyperlink>
-      <w:r>
-        <w:rPr>
-          <w:lang w:val="en-GB"/>
-        </w:rPr>
-        <w:t xml:space="preserve"> </w:t>
-      </w:r>
-    </w:p>
-    <w:p>
-      <w:pPr>
-        <w:pStyle w:val="ListParagraph"/>
-        <w:numPr>
-          <w:ilvl w:val="1"/>
-          <w:numId w:val="18"/>
-        </w:numPr>
-        <w:spacing w:line="259" w:lineRule="auto"/>
-        <w:rPr>
-          <w:lang w:val="en-GB"/>
-        </w:rPr>
-      </w:pPr>
-      <w:r>
-        <w:rPr>
-          <w:lang w:val="en-GB"/>
-        </w:rPr>
-        <w:t xml:space="preserve">Edit line 4: </w:t>
-      </w:r>
-    </w:p>
-    <w:p>
-      <w:pPr>
-        <w:pStyle w:val="ListParagraph"/>
-        <w:numPr>
-          <w:ilvl w:val="2"/>
-          <w:numId w:val="18"/>
-        </w:numPr>
-        <w:spacing w:line="259" w:lineRule="auto"/>
-        <w:rPr>
-          <w:lang w:val="en-GB"/>
-        </w:rPr>
-      </w:pPr>
-      <w:proofErr w:type="spellStart"/>
-      <w:r>
-        <w:rPr>
-          <w:lang w:val="en-GB"/>
-        </w:rPr>
-        <w:t>const</w:t>
-      </w:r>
-      <w:proofErr w:type="spellEnd"/>
-      <w:r>
-        <w:rPr>
-          <w:lang w:val="en-GB"/>
-        </w:rPr>
-        <w:t xml:space="preserve"> </w:t>
-      </w:r>
-      <w:proofErr w:type="spellStart"/>
-      <w:r>
-        <w:rPr>
-          <w:lang w:val="en-GB"/>
-        </w:rPr>
-        <w:t>isCUDA</w:t>
-      </w:r>
-      <w:proofErr w:type="spellEnd"/>
-      <w:r>
-        <w:rPr>
-          <w:lang w:val="en-GB"/>
-        </w:rPr>
-        <w:t xml:space="preserve"> = false</w:t>
-      </w:r>
-    </w:p>
-    <w:p>
-      <w:pPr>
-        <w:pStyle w:val="ListParagraph"/>
-        <w:numPr>
-          <w:ilvl w:val="2"/>
-          <w:numId w:val="18"/>
-        </w:numPr>
-        <w:spacing w:line="259" w:lineRule="auto"/>
-        <w:rPr>
-          <w:lang w:val="en-GB"/>
-        </w:rPr>
-      </w:pPr>
-      <w:r>
-        <w:rPr>
-          <w:lang w:val="en-GB"/>
-        </w:rPr>
-        <w:t>(This makes the software run locally instead of looking for a cluster.)</w:t>
-      </w:r>
-    </w:p>
-    <w:p>
-      <w:pPr>
-        <w:pStyle w:val="ListParagraph"/>
-        <w:numPr>
-          <w:ilvl w:val="1"/>
-          <w:numId w:val="18"/>
-        </w:numPr>
-        <w:spacing w:line="259" w:lineRule="auto"/>
-        <w:rPr>
-          <w:lang w:val="en-GB"/>
-        </w:rPr>
-      </w:pPr>
-      <w:r>
-        <w:rPr>
-          <w:lang w:val="en-GB"/>
-        </w:rPr>
-        <w:t xml:space="preserve">Run the script with </w:t>
-      </w:r>
-      <w:proofErr w:type="spellStart"/>
-      <w:r>
-        <w:rPr>
-          <w:lang w:val="en-GB"/>
-        </w:rPr>
-        <w:t>Shift+Enter</w:t>
-      </w:r>
-      <w:proofErr w:type="spellEnd"/>
-      <w:r>
-        <w:rPr>
-          <w:lang w:val="en-GB"/>
-        </w:rPr>
-        <w:t xml:space="preserve"> or by clicking the Run triangle in the top right.</w:t>
-      </w:r>
-    </w:p>
-    <w:p>
-      <w:pPr>
-        <w:pStyle w:val="ListParagraph"/>
-        <w:numPr>
-          <w:ilvl w:val="0"/>
-          <w:numId w:val="18"/>
-        </w:numPr>
-        <w:spacing w:line="259" w:lineRule="auto"/>
-        <w:rPr>
-          <w:lang w:val="en-GB"/>
-        </w:rPr>
-      </w:pPr>
-      <w:r>
-        <w:rPr>
-          <w:lang w:val="en-GB"/>
-        </w:rPr>
-        <w:t>Find the resulting figures every 10 timestamps under (root</w:t>
-      </w:r>
-      <w:proofErr w:type="gramStart"/>
-      <w:r>
-        <w:rPr>
-          <w:lang w:val="en-GB"/>
-        </w:rPr>
-        <w:t>\)</w:t>
-      </w:r>
-      <w:r>
-        <w:rPr>
-          <w:lang w:val="en-GB"/>
-        </w:rPr>
-        <w:t>Subduction</w:t>
-      </w:r>
-      <w:proofErr w:type="gramEnd"/>
-      <w:r>
-        <w:rPr>
-          <w:lang w:val="en-GB"/>
-        </w:rPr>
-        <w:t>2D</w:t>
-      </w:r>
-    </w:p>
-    <w:p>
-      <w:pPr>
-        <w:pStyle w:val="ListParagraph"/>
-        <w:numPr>
-          <w:ilvl w:val="0"/>
-          <w:numId w:val="18"/>
-        </w:numPr>
-        <w:spacing w:line="259" w:lineRule="auto"/>
-        <w:rPr>
-          <w:lang w:val="en-GB"/>
-        </w:rPr>
-      </w:pPr>
-      <w:r>
-        <w:rPr>
-          <w:lang w:val="en-GB"/>
-        </w:rPr>
-        <w:lastRenderedPageBreak/>
-        <w:t xml:space="preserve">Note all the packages being used are also found under </w:t>
-      </w:r>
-      <w:hyperlink r:id="rId10" w:history="1">
+    </w:p>
+    <w:p>
+      <w:pPr>
+        <w:pStyle w:val="ListParagraph"/>
+        <w:spacing w:line="259" w:lineRule="auto"/>
+        <w:ind w:left="2160"/>
+        <w:rPr>
+          <w:lang w:val="en-GB"/>
+        </w:rPr>
+      </w:pPr>
+      <w:hyperlink r:id="rId20" w:history="1">
         <w:r>
           <w:rPr>
             <w:rStyle w:val="Hyperlink"/>
             <w:lang w:val="en-GB"/>
           </w:rPr>
-          <w:t>https://gpu4geo.org/software/</w:t>
+          <w:t>https://ptsolvers.github.io/JustRelax.jl/dev/man/subduction2D/subduction2D</w:t>
         </w:r>
       </w:hyperlink>
       <w:r>
@@ -1270,10 +1752,54 @@
     </w:p>
     <w:p>
       <w:pPr>
-        <w:rPr>
-          <w:lang w:val="en-GB"/>
-        </w:rPr>
-      </w:pPr>
+        <w:pStyle w:val="ListParagraph"/>
+        <w:numPr>
+          <w:ilvl w:val="1"/>
+          <w:numId w:val="18"/>
+        </w:numPr>
+        <w:spacing w:line="259" w:lineRule="auto"/>
+        <w:rPr>
+          <w:lang w:val="en-GB"/>
+        </w:rPr>
+      </w:pPr>
+      <w:r>
+        <w:rPr>
+          <w:lang w:val="en-GB"/>
+        </w:rPr>
+        <w:lastRenderedPageBreak/>
+        <w:t>Run the script by clicking the Run triangle in the top right.</w:t>
+      </w:r>
+    </w:p>
+    <w:p>
+      <w:pPr>
+        <w:pStyle w:val="ListParagraph"/>
+        <w:numPr>
+          <w:ilvl w:val="0"/>
+          <w:numId w:val="18"/>
+        </w:numPr>
+        <w:spacing w:line="259" w:lineRule="auto"/>
+        <w:rPr>
+          <w:lang w:val="en-GB"/>
+        </w:rPr>
+      </w:pPr>
+      <w:r>
+        <w:rPr>
+          <w:lang w:val="en-GB"/>
+        </w:rPr>
+        <w:t>Find the resulting figures every 10 timestamps under (root\)</w:t>
+      </w:r>
+      <w:r>
+        <w:rPr>
+          <w:lang w:val="en-GB"/>
+        </w:rPr>
+        <w:t>Subduction2D</w:t>
+      </w:r>
+      <w:r>
+        <w:rPr>
+          <w:lang w:val="en-GB"/>
+        </w:rPr>
+        <w:t>_APT</w:t>
+      </w:r>
     </w:p>
     <w:p>
       <w:pPr>
@@ -1286,6 +1812,12 @@
         <w:rPr>
           <w:lang w:val="en-GB"/>
         </w:rPr>
+        <w:t xml:space="preserve">Visual Studio Code </w:t>
+      </w:r>
+      <w:r>
+        <w:rPr>
+          <w:lang w:val="en-GB"/>
+        </w:rPr>
         <w:t>Shortcuts</w:t>
       </w:r>
     </w:p>
@@ -1305,17 +1837,21 @@
         <w:rPr>
           <w:lang w:val="en-GB"/>
         </w:rPr>
+        <w:t xml:space="preserve"> / Cmd + `</w:t>
+      </w:r>
+      <w:r>
+        <w:rPr>
+          <w:lang w:val="en-GB"/>
+        </w:rPr>
         <w:br/>
-        <w:t xml:space="preserve">Open explorer: </w:t>
-      </w:r>
-      <w:proofErr w:type="spellStart"/>
-      <w:r>
-        <w:rPr>
-          <w:lang w:val="en-GB"/>
-        </w:rPr>
-        <w:t>Ctrl+E</w:t>
-      </w:r>
-      <w:proofErr w:type="spellEnd"/>
+        <w:t>Open explorer: Ctrl+E</w:t>
+      </w:r>
+      <w:r>
+        <w:rPr>
+          <w:lang w:val="en-GB"/>
+        </w:rPr>
+        <w:t xml:space="preserve"> / Cmd + E</w:t>
+      </w:r>
       <w:r>
         <w:rPr>
           <w:lang w:val="en-GB"/>
@@ -1332,16 +1868,21 @@
         <w:rPr>
           <w:lang w:val="en-GB"/>
         </w:rPr>
-        <w:t xml:space="preserve">oggle left window: </w:t>
-      </w:r>
-      <w:proofErr w:type="spellStart"/>
-      <w:r>
-        <w:rPr>
-          <w:lang w:val="en-GB"/>
-        </w:rPr>
-        <w:t>Ctrl+b</w:t>
-      </w:r>
-      <w:proofErr w:type="spellEnd"/>
+        <w:t>oggle left window: Ctrl+b</w:t>
+      </w:r>
+      <w:r>
+        <w:rPr>
+          <w:lang w:val="en-GB"/>
+        </w:rPr>
+        <w:t xml:space="preserve"> / Cmd + b</w:t>
+      </w:r>
+      <w:r>
+        <w:rPr>
+          <w:lang w:val="en-GB"/>
+        </w:rPr>
+        <w:br/>
+        <w:t>Open Command Palette: Ctrl+Shift+P / Cmd + Shift + P</w:t>
+      </w:r>
     </w:p>
     <w:p>
       <w:r>
@@ -1363,15 +1904,7 @@
     </w:p>
     <w:p>
       <w:r>
-        <w:t xml:space="preserve">Add your project to the </w:t>
-      </w:r>
-      <w:proofErr w:type="spellStart"/>
-      <w:r>
-        <w:t>matlab</w:t>
-      </w:r>
-      <w:proofErr w:type="spellEnd"/>
-      <w:r>
-        <w:t xml:space="preserve"> PATH so VSC can run without changing working directory. Otherwise</w:t>
+        <w:t>Add your project to the matlab PATH so VSC can run without changing working directory. Otherwise</w:t>
       </w:r>
       <w:r>
         <w:t>,</w:t>
@@ -1400,13 +1933,8 @@
           <w:numId w:val="6"/>
         </w:numPr>
       </w:pPr>
-      <w:proofErr w:type="spellStart"/>
-      <w:r>
-        <w:t>rootFolder</w:t>
-      </w:r>
-      <w:proofErr w:type="spellEnd"/>
-      <w:r>
-        <w:t xml:space="preserve"> = /path/to/directory/</w:t>
+      <w:r>
+        <w:t>rootFolder = /path/to/directory/</w:t>
       </w:r>
     </w:p>
     <w:p>
@@ -1417,29 +1945,8 @@
           <w:numId w:val="6"/>
         </w:numPr>
       </w:pPr>
-      <w:proofErr w:type="spellStart"/>
-      <w:r>
-        <w:t>addpath</w:t>
-      </w:r>
-      <w:proofErr w:type="spellEnd"/>
-      <w:r>
-        <w:t>(</w:t>
-      </w:r>
-      <w:proofErr w:type="spellStart"/>
-      <w:r>
-        <w:t>genpath</w:t>
-      </w:r>
-      <w:proofErr w:type="spellEnd"/>
-      <w:r>
-        <w:t>(</w:t>
-      </w:r>
-      <w:proofErr w:type="spellStart"/>
-      <w:r>
-        <w:t>rootFolder</w:t>
-      </w:r>
-      <w:proofErr w:type="spellEnd"/>
-      <w:r>
-        <w:t>))</w:t>
+      <w:r>
+        <w:t>addpath(genpath(rootFolder))</w:t>
       </w:r>
     </w:p>
     <w:p>
@@ -1450,13 +1957,8 @@
           <w:numId w:val="6"/>
         </w:numPr>
       </w:pPr>
-      <w:proofErr w:type="spellStart"/>
-      <w:r>
-        <w:t>savepath</w:t>
-      </w:r>
-      <w:proofErr w:type="spellEnd"/>
-      <w:r>
-        <w:t xml:space="preserve"> </w:t>
+      <w:r>
+        <w:t xml:space="preserve">savepath </w:t>
       </w:r>
       <w:r>
         <w:tab/>
@@ -1486,64 +1988,39 @@
     </w:p>
     <w:p>
       <w:r>
-        <w:t xml:space="preserve">When collaborating on code, it can be convenient to agree and enforce a certain default lay-out of the code. Some examples are the </w:t>
-      </w:r>
-      <w:proofErr w:type="gramStart"/>
-      <w:r>
-        <w:t>amount</w:t>
-      </w:r>
-      <w:proofErr w:type="gramEnd"/>
-      <w:r>
-        <w:t xml:space="preserve"> of spaces that are used for an indent, whether to write an equation as </w:t>
+        <w:t xml:space="preserve">When collaborating on code, it can be convenient to agree and enforce a certain default lay-out of the code. Some examples are the amount of spaces that are used for an indent, whether to write an equation as </w:t>
       </w:r>
       <w:r>
         <w:rPr>
           <w:i/>
           <w:iCs/>
         </w:rPr>
-        <w:t>y=</w:t>
-      </w:r>
-      <w:proofErr w:type="spellStart"/>
+        <w:t>y=ax+b</w:t>
+      </w:r>
+      <w:r>
+        <w:t xml:space="preserve"> or </w:t>
+      </w:r>
       <w:r>
         <w:rPr>
           <w:i/>
           <w:iCs/>
         </w:rPr>
-        <w:t>ax+b</w:t>
-      </w:r>
-      <w:proofErr w:type="spellEnd"/>
-      <w:r>
-        <w:t xml:space="preserve"> or </w:t>
+        <w:t>y = a * x + b</w:t>
       </w:r>
       <w:r>
         <w:rPr>
           <w:i/>
           <w:iCs/>
         </w:rPr>
-        <w:t>y = a * x + b</w:t>
-      </w:r>
-      <w:r>
-        <w:rPr>
-          <w:i/>
-          <w:iCs/>
-        </w:rPr>
         <w:t>,</w:t>
       </w:r>
       <w:r>
-        <w:t xml:space="preserve"> or </w:t>
-      </w:r>
-      <w:proofErr w:type="gramStart"/>
-      <w:r>
-        <w:t>whether or not</w:t>
-      </w:r>
-      <w:proofErr w:type="gramEnd"/>
-      <w:r>
-        <w:t xml:space="preserve"> to split long lines of code over multiple lines. Python has a </w:t>
+        <w:t xml:space="preserve"> or whether or not to split long lines of code over multiple lines. Python has a </w:t>
       </w:r>
       <w:r>
         <w:t xml:space="preserve">community-agreed standard style called </w:t>
       </w:r>
-      <w:hyperlink r:id="rId11" w:history="1">
+      <w:hyperlink r:id="rId21" w:history="1">
         <w:r>
           <w:rPr>
             <w:rStyle w:val="Hyperlink"/>
@@ -1589,7 +2066,7 @@
           <w:lang w:val="en-GB"/>
         </w:rPr>
       </w:pPr>
-      <w:hyperlink r:id="rId12" w:history="1">
+      <w:hyperlink r:id="rId22" w:history="1">
         <w:r>
           <w:rPr>
             <w:rStyle w:val="Hyperlink"/>
@@ -1611,19 +2088,11 @@
           <w:lang w:val="en-GB"/>
         </w:rPr>
       </w:pPr>
-      <w:proofErr w:type="spellStart"/>
-      <w:r>
-        <w:rPr>
-          <w:lang w:val="en-GB"/>
-        </w:rPr>
-        <w:t>JustRelax</w:t>
-      </w:r>
-      <w:proofErr w:type="spellEnd"/>
-      <w:r>
-        <w:rPr>
-          <w:lang w:val="en-GB"/>
-        </w:rPr>
-        <w:t xml:space="preserve"> uses Runic for formatting. Its strict and makes all files the same lay-out to improve workflow in a team.</w:t>
+      <w:r>
+        <w:rPr>
+          <w:lang w:val="en-GB"/>
+        </w:rPr>
+        <w:t>JustRelax uses Runic for formatting. Its strict and makes all files the same lay-out to improve workflow in a team.</w:t>
       </w:r>
     </w:p>
     <w:p>
@@ -1646,147 +2115,14 @@
           <w:iCs/>
           <w:lang w:val="en-GB"/>
         </w:rPr>
-        <w:t xml:space="preserve">ChatGPT prompt I used to learn more: </w:t>
-      </w:r>
-      <w:proofErr w:type="gramStart"/>
+        <w:t xml:space="preserve">ChatGPT prompt I used to learn more: ‘ </w:t>
+      </w:r>
       <w:r>
         <w:rPr>
           <w:i/>
           <w:iCs/>
-          <w:lang w:val="en-GB"/>
-        </w:rPr>
-        <w:t xml:space="preserve">‘ </w:t>
-      </w:r>
-      <w:r>
-        <w:rPr>
-          <w:i/>
-          <w:iCs/>
-        </w:rPr>
-        <w:t>the</w:t>
-      </w:r>
-      <w:proofErr w:type="gramEnd"/>
-      <w:r>
-        <w:rPr>
-          <w:i/>
-          <w:iCs/>
-        </w:rPr>
-        <w:t xml:space="preserve"> project </w:t>
-      </w:r>
-      <w:proofErr w:type="spellStart"/>
-      <w:r>
-        <w:rPr>
-          <w:i/>
-          <w:iCs/>
-        </w:rPr>
-        <w:t>i</w:t>
-      </w:r>
-      <w:proofErr w:type="spellEnd"/>
-      <w:r>
-        <w:rPr>
-          <w:i/>
-          <w:iCs/>
-        </w:rPr>
-        <w:t xml:space="preserve"> work on, </w:t>
-      </w:r>
-      <w:proofErr w:type="spellStart"/>
-      <w:proofErr w:type="gramStart"/>
-      <w:r>
-        <w:rPr>
-          <w:i/>
-          <w:iCs/>
-        </w:rPr>
-        <w:t>justrelax.jl</w:t>
-      </w:r>
-      <w:proofErr w:type="spellEnd"/>
-      <w:proofErr w:type="gramEnd"/>
-      <w:r>
-        <w:rPr>
-          <w:i/>
-          <w:iCs/>
-        </w:rPr>
-        <w:t xml:space="preserve">, mentions it uses code style ' </w:t>
-      </w:r>
-      <w:proofErr w:type="spellStart"/>
-      <w:proofErr w:type="gramStart"/>
-      <w:r>
-        <w:rPr>
-          <w:i/>
-          <w:iCs/>
-        </w:rPr>
-        <w:t>runic.jl</w:t>
-      </w:r>
-      <w:proofErr w:type="spellEnd"/>
-      <w:proofErr w:type="gramEnd"/>
-      <w:r>
-        <w:rPr>
-          <w:i/>
-          <w:iCs/>
-        </w:rPr>
-        <w:t xml:space="preserve">'. please elaborate, and can you help with how </w:t>
-      </w:r>
-      <w:proofErr w:type="spellStart"/>
-      <w:r>
-        <w:rPr>
-          <w:i/>
-          <w:iCs/>
-        </w:rPr>
-        <w:t>i</w:t>
-      </w:r>
-      <w:proofErr w:type="spellEnd"/>
-      <w:r>
-        <w:rPr>
-          <w:i/>
-          <w:iCs/>
-        </w:rPr>
-        <w:t xml:space="preserve"> use it? </w:t>
-      </w:r>
-      <w:proofErr w:type="spellStart"/>
-      <w:r>
-        <w:rPr>
-          <w:i/>
-          <w:iCs/>
-        </w:rPr>
-        <w:t>Im</w:t>
-      </w:r>
-      <w:proofErr w:type="spellEnd"/>
-      <w:r>
-        <w:rPr>
-          <w:i/>
-          <w:iCs/>
-        </w:rPr>
-        <w:t xml:space="preserve"> used to </w:t>
-      </w:r>
-      <w:proofErr w:type="gramStart"/>
-      <w:r>
-        <w:rPr>
-          <w:i/>
-          <w:iCs/>
-        </w:rPr>
-        <w:t>using</w:t>
-      </w:r>
-      <w:proofErr w:type="gramEnd"/>
-      <w:r>
-        <w:rPr>
-          <w:i/>
-          <w:iCs/>
-        </w:rPr>
-        <w:t xml:space="preserve"> Black formatter in python and format on save. is this similar and how do </w:t>
-      </w:r>
-      <w:proofErr w:type="spellStart"/>
-      <w:r>
-        <w:rPr>
-          <w:i/>
-          <w:iCs/>
-        </w:rPr>
-        <w:t>i</w:t>
-      </w:r>
-      <w:proofErr w:type="spellEnd"/>
-      <w:r>
-        <w:rPr>
-          <w:i/>
-          <w:iCs/>
-        </w:rPr>
-        <w:t xml:space="preserve"> use it’ </w:t>
+        </w:rPr>
+        <w:t xml:space="preserve">the project i work on, justrelax.jl, mentions it uses code style ' runic.jl'. please elaborate, and can you help with how i use it? Im used to using Black formatter in python and format on save. is this similar and how do i use it’ </w:t>
       </w:r>
     </w:p>
     <w:p>
@@ -1824,21 +2160,7 @@
         <w:rPr>
           <w:lang w:val="en-GB"/>
         </w:rPr>
-        <w:t xml:space="preserve">Add Runic and creates a new environment for it. This way, we don’t add this clutter to the main project </w:t>
-      </w:r>
-      <w:proofErr w:type="spellStart"/>
-      <w:r>
-        <w:rPr>
-          <w:lang w:val="en-GB"/>
-        </w:rPr>
-        <w:t>JustRelax</w:t>
-      </w:r>
-      <w:proofErr w:type="spellEnd"/>
-      <w:r>
-        <w:rPr>
-          <w:lang w:val="en-GB"/>
-        </w:rPr>
-        <w:t>.</w:t>
+        <w:t>Add Runic and creates a new environment for it. This way, we don’t add this clutter to the main project JustRelax.</w:t>
       </w:r>
       <w:r>
         <w:rPr>
@@ -1859,48 +2181,12 @@
           <w:lang w:val="en-GB"/>
         </w:rPr>
       </w:pPr>
-      <w:proofErr w:type="spellStart"/>
       <w:r>
         <w:rPr>
           <w:lang w:val="en-GB"/>
         </w:rPr>
         <w:lastRenderedPageBreak/>
-        <w:t>julia</w:t>
-      </w:r>
-      <w:proofErr w:type="spellEnd"/>
-      <w:r>
-        <w:rPr>
-          <w:lang w:val="en-GB"/>
-        </w:rPr>
-        <w:t xml:space="preserve"> --project=@runic --startup-file=no -e 'using </w:t>
-      </w:r>
-      <w:proofErr w:type="spellStart"/>
-      <w:r>
-        <w:rPr>
-          <w:lang w:val="en-GB"/>
-        </w:rPr>
-        <w:t>Pkg</w:t>
-      </w:r>
-      <w:proofErr w:type="spellEnd"/>
-      <w:r>
-        <w:rPr>
-          <w:lang w:val="en-GB"/>
-        </w:rPr>
-        <w:t xml:space="preserve">; </w:t>
-      </w:r>
-      <w:proofErr w:type="spellStart"/>
-      <w:r>
-        <w:rPr>
-          <w:lang w:val="en-GB"/>
-        </w:rPr>
-        <w:t>Pkg.add</w:t>
-      </w:r>
-      <w:proofErr w:type="spellEnd"/>
-      <w:r>
-        <w:rPr>
-          <w:lang w:val="en-GB"/>
-        </w:rPr>
-        <w:t>("Runic")'</w:t>
+        <w:t>julia --project=@runic --startup-file=no -e 'using Pkg; Pkg.add("Runic")'</w:t>
       </w:r>
     </w:p>
     <w:p>
@@ -1938,35 +2224,7 @@
         <w:rPr>
           <w:lang w:val="en-GB"/>
         </w:rPr>
-        <w:t>curl -</w:t>
-      </w:r>
-      <w:proofErr w:type="spellStart"/>
-      <w:r>
-        <w:rPr>
-          <w:lang w:val="en-GB"/>
-        </w:rPr>
-        <w:t>fsSL</w:t>
-      </w:r>
-      <w:proofErr w:type="spellEnd"/>
-      <w:r>
-        <w:rPr>
-          <w:lang w:val="en-GB"/>
-        </w:rPr>
-        <w:t xml:space="preserve"> -o ~</w:t>
-      </w:r>
-      <w:proofErr w:type="gramStart"/>
-      <w:r>
-        <w:rPr>
-          <w:lang w:val="en-GB"/>
-        </w:rPr>
-        <w:t>/.local</w:t>
-      </w:r>
-      <w:proofErr w:type="gramEnd"/>
-      <w:r>
-        <w:rPr>
-          <w:lang w:val="en-GB"/>
-        </w:rPr>
-        <w:t>/bin/runic https://raw.githubusercontent.com/fredrikekre/Runic.jl/refs/heads/master/bin/runic</w:t>
+        <w:t>curl -fsSL -o ~/.local/bin/runic https://raw.githubusercontent.com/fredrikekre/Runic.jl/refs/heads/master/bin/runic</w:t>
       </w:r>
     </w:p>
     <w:p>
@@ -1981,33 +2239,11 @@
           <w:lang w:val="en-GB"/>
         </w:rPr>
       </w:pPr>
-      <w:proofErr w:type="spellStart"/>
-      <w:r>
-        <w:rPr>
-          <w:lang w:val="en-GB"/>
-        </w:rPr>
-        <w:t>chmod</w:t>
-      </w:r>
-      <w:proofErr w:type="spellEnd"/>
-      <w:r>
-        <w:rPr>
-          <w:lang w:val="en-GB"/>
-        </w:rPr>
-        <w:t xml:space="preserve"> +x ~</w:t>
-      </w:r>
-      <w:proofErr w:type="gramStart"/>
-      <w:r>
-        <w:rPr>
-          <w:lang w:val="en-GB"/>
-        </w:rPr>
-        <w:t>/.local</w:t>
-      </w:r>
-      <w:proofErr w:type="gramEnd"/>
-      <w:r>
-        <w:rPr>
-          <w:lang w:val="en-GB"/>
-        </w:rPr>
-        <w:t>/bin/runic</w:t>
+      <w:r>
+        <w:rPr>
+          <w:lang w:val="en-GB"/>
+        </w:rPr>
+        <w:t>chmod +x ~/.local/bin/runic</w:t>
       </w:r>
     </w:p>
     <w:p>
@@ -2026,35 +2262,7 @@
         <w:rPr>
           <w:lang w:val="en-GB"/>
         </w:rPr>
-        <w:t>curl -</w:t>
-      </w:r>
-      <w:proofErr w:type="spellStart"/>
-      <w:r>
-        <w:rPr>
-          <w:lang w:val="en-GB"/>
-        </w:rPr>
-        <w:t>fsSL</w:t>
-      </w:r>
-      <w:proofErr w:type="spellEnd"/>
-      <w:r>
-        <w:rPr>
-          <w:lang w:val="en-GB"/>
-        </w:rPr>
-        <w:t xml:space="preserve"> -o ~</w:t>
-      </w:r>
-      <w:proofErr w:type="gramStart"/>
-      <w:r>
-        <w:rPr>
-          <w:lang w:val="en-GB"/>
-        </w:rPr>
-        <w:t>/.local</w:t>
-      </w:r>
-      <w:proofErr w:type="gramEnd"/>
-      <w:r>
-        <w:rPr>
-          <w:lang w:val="en-GB"/>
-        </w:rPr>
-        <w:t>/bin/git-runic https://raw.githubusercontent.com/fredrikekre/Runic.jl/refs/heads/master/bin/git-runic</w:t>
+        <w:t>curl -fsSL -o ~/.local/bin/git-runic https://raw.githubusercontent.com/fredrikekre/Runic.jl/refs/heads/master/bin/git-runic</w:t>
       </w:r>
     </w:p>
     <w:p>
@@ -2069,33 +2277,11 @@
           <w:lang w:val="en-GB"/>
         </w:rPr>
       </w:pPr>
-      <w:proofErr w:type="spellStart"/>
-      <w:r>
-        <w:rPr>
-          <w:lang w:val="en-GB"/>
-        </w:rPr>
-        <w:t>chmod</w:t>
-      </w:r>
-      <w:proofErr w:type="spellEnd"/>
-      <w:r>
-        <w:rPr>
-          <w:lang w:val="en-GB"/>
-        </w:rPr>
-        <w:t xml:space="preserve"> +x ~</w:t>
-      </w:r>
-      <w:proofErr w:type="gramStart"/>
-      <w:r>
-        <w:rPr>
-          <w:lang w:val="en-GB"/>
-        </w:rPr>
-        <w:t>/.local</w:t>
-      </w:r>
-      <w:proofErr w:type="gramEnd"/>
-      <w:r>
-        <w:rPr>
-          <w:lang w:val="en-GB"/>
-        </w:rPr>
-        <w:t>/bin/git-runic</w:t>
+      <w:r>
+        <w:rPr>
+          <w:lang w:val="en-GB"/>
+        </w:rPr>
+        <w:t>chmod +x ~/.local/bin/git-runic</w:t>
       </w:r>
     </w:p>
     <w:p>
@@ -2114,21 +2300,7 @@
         <w:rPr>
           <w:lang w:val="en-GB"/>
         </w:rPr>
-        <w:t>If directory ~</w:t>
-      </w:r>
-      <w:proofErr w:type="gramStart"/>
-      <w:r>
-        <w:rPr>
-          <w:lang w:val="en-GB"/>
-        </w:rPr>
-        <w:t>/.local</w:t>
-      </w:r>
-      <w:proofErr w:type="gramEnd"/>
-      <w:r>
-        <w:rPr>
-          <w:lang w:val="en-GB"/>
-        </w:rPr>
-        <w:t>/bin not found</w:t>
+        <w:t>If directory ~/.local/bin not found</w:t>
       </w:r>
     </w:p>
     <w:p>
@@ -2143,33 +2315,11 @@
           <w:lang w:val="en-GB"/>
         </w:rPr>
       </w:pPr>
-      <w:proofErr w:type="spellStart"/>
-      <w:r>
-        <w:rPr>
-          <w:lang w:val="en-GB"/>
-        </w:rPr>
-        <w:t>mkdir</w:t>
-      </w:r>
-      <w:proofErr w:type="spellEnd"/>
-      <w:r>
-        <w:rPr>
-          <w:lang w:val="en-GB"/>
-        </w:rPr>
-        <w:t xml:space="preserve"> ~</w:t>
-      </w:r>
-      <w:proofErr w:type="gramStart"/>
-      <w:r>
-        <w:rPr>
-          <w:lang w:val="en-GB"/>
-        </w:rPr>
-        <w:t>/.local</w:t>
-      </w:r>
-      <w:proofErr w:type="gramEnd"/>
-      <w:r>
-        <w:rPr>
-          <w:lang w:val="en-GB"/>
-        </w:rPr>
-        <w:t>/bin</w:t>
+      <w:r>
+        <w:rPr>
+          <w:lang w:val="en-GB"/>
+        </w:rPr>
+        <w:t>mkdir ~/.local/bin</w:t>
       </w:r>
     </w:p>
     <w:p>
@@ -2226,35 +2376,7 @@
         <w:rPr>
           <w:lang w:val="en-GB"/>
         </w:rPr>
-        <w:t>export PATH="$HOME</w:t>
-      </w:r>
-      <w:proofErr w:type="gramStart"/>
-      <w:r>
-        <w:rPr>
-          <w:lang w:val="en-GB"/>
-        </w:rPr>
-        <w:t>/.local</w:t>
-      </w:r>
-      <w:proofErr w:type="gramEnd"/>
-      <w:r>
-        <w:rPr>
-          <w:lang w:val="en-GB"/>
-        </w:rPr>
-        <w:t>/</w:t>
-      </w:r>
-      <w:proofErr w:type="gramStart"/>
-      <w:r>
-        <w:rPr>
-          <w:lang w:val="en-GB"/>
-        </w:rPr>
-        <w:t>bin:$</w:t>
-      </w:r>
-      <w:proofErr w:type="gramEnd"/>
-      <w:r>
-        <w:rPr>
-          <w:lang w:val="en-GB"/>
-        </w:rPr>
-        <w:t>PATH"</w:t>
+        <w:t>export PATH="$HOME/.local/bin:$PATH"</w:t>
       </w:r>
     </w:p>
     <w:p>
@@ -2273,65 +2395,7 @@
         <w:rPr>
           <w:lang w:val="en-GB"/>
         </w:rPr>
-        <w:t xml:space="preserve">For </w:t>
-      </w:r>
-      <w:proofErr w:type="spellStart"/>
-      <w:r>
-        <w:rPr>
-          <w:lang w:val="en-GB"/>
-        </w:rPr>
-        <w:t>everytime</w:t>
-      </w:r>
-      <w:proofErr w:type="spellEnd"/>
-      <w:r>
-        <w:rPr>
-          <w:lang w:val="en-GB"/>
-        </w:rPr>
-        <w:t>, add the above line to ~</w:t>
-      </w:r>
-      <w:proofErr w:type="gramStart"/>
-      <w:r>
-        <w:rPr>
-          <w:lang w:val="en-GB"/>
-        </w:rPr>
-        <w:t>/.</w:t>
-      </w:r>
-      <w:proofErr w:type="spellStart"/>
-      <w:r>
-        <w:rPr>
-          <w:lang w:val="en-GB"/>
-        </w:rPr>
-        <w:t>bashrc</w:t>
-      </w:r>
-      <w:proofErr w:type="spellEnd"/>
-      <w:proofErr w:type="gramEnd"/>
-      <w:r>
-        <w:rPr>
-          <w:lang w:val="en-GB"/>
-        </w:rPr>
-        <w:t xml:space="preserve"> and reload using ‘source ~</w:t>
-      </w:r>
-      <w:proofErr w:type="gramStart"/>
-      <w:r>
-        <w:rPr>
-          <w:lang w:val="en-GB"/>
-        </w:rPr>
-        <w:t>/.</w:t>
-      </w:r>
-      <w:proofErr w:type="spellStart"/>
-      <w:r>
-        <w:rPr>
-          <w:lang w:val="en-GB"/>
-        </w:rPr>
-        <w:t>bashrc</w:t>
-      </w:r>
-      <w:proofErr w:type="spellEnd"/>
-      <w:proofErr w:type="gramEnd"/>
-      <w:r>
-        <w:rPr>
-          <w:lang w:val="en-GB"/>
-        </w:rPr>
-        <w:t xml:space="preserve">’ </w:t>
+        <w:t xml:space="preserve">For everytime, add the above line to ~/.bashrc and reload using ‘source ~/.bashrc’ </w:t>
       </w:r>
     </w:p>
     <w:p>
@@ -2350,27 +2414,13 @@
         <w:rPr>
           <w:lang w:val="en-GB"/>
         </w:rPr>
-        <w:t xml:space="preserve">Verify installation using </w:t>
-      </w:r>
-      <w:proofErr w:type="gramStart"/>
-      <w:r>
-        <w:rPr>
-          <w:lang w:val="en-GB"/>
-        </w:rPr>
-        <w:t xml:space="preserve">‘ </w:t>
-      </w:r>
-      <w:r>
-        <w:rPr>
-          <w:lang w:val="en-GB"/>
-        </w:rPr>
-        <w:t>runic</w:t>
-      </w:r>
-      <w:proofErr w:type="gramEnd"/>
-      <w:r>
-        <w:rPr>
-          <w:lang w:val="en-GB"/>
-        </w:rPr>
-        <w:t xml:space="preserve"> </w:t>
+        <w:t xml:space="preserve">Verify installation using ‘ </w:t>
+      </w:r>
+      <w:r>
+        <w:rPr>
+          <w:lang w:val="en-GB"/>
+        </w:rPr>
+        <w:t xml:space="preserve">runic </w:t>
       </w:r>
       <w:r>
         <w:rPr>
@@ -2438,21 +2488,7 @@
         <w:rPr>
           <w:lang w:val="en-GB"/>
         </w:rPr>
-        <w:t>runic --</w:t>
-      </w:r>
-      <w:proofErr w:type="spellStart"/>
-      <w:r>
-        <w:rPr>
-          <w:lang w:val="en-GB"/>
-        </w:rPr>
-        <w:t>inplace</w:t>
-      </w:r>
-      <w:proofErr w:type="spellEnd"/>
-      <w:r>
-        <w:rPr>
-          <w:lang w:val="en-GB"/>
-        </w:rPr>
-        <w:t xml:space="preserve"> </w:t>
+        <w:t xml:space="preserve">runic --inplace </w:t>
       </w:r>
       <w:r>
         <w:rPr>
@@ -2522,21 +2558,7 @@
         <w:rPr>
           <w:lang w:val="en-GB"/>
         </w:rPr>
-        <w:t xml:space="preserve">Install </w:t>
-      </w:r>
-      <w:proofErr w:type="spellStart"/>
-      <w:r>
-        <w:rPr>
-          <w:lang w:val="en-GB"/>
-        </w:rPr>
-        <w:t>juliaformatter</w:t>
-      </w:r>
-      <w:proofErr w:type="spellEnd"/>
-      <w:r>
-        <w:rPr>
-          <w:lang w:val="en-GB"/>
-        </w:rPr>
-        <w:t xml:space="preserve"> in the Julia REPL</w:t>
+        <w:t>Install juliaformatter in the Julia REPL</w:t>
       </w:r>
     </w:p>
     <w:p>
@@ -2555,64 +2577,20 @@
         <w:rPr>
           <w:lang w:val="en-GB"/>
         </w:rPr>
-        <w:t xml:space="preserve">and go to </w:t>
-      </w:r>
-      <w:proofErr w:type="spellStart"/>
-      <w:proofErr w:type="gramStart"/>
-      <w:r>
-        <w:rPr>
-          <w:lang w:val="en-GB"/>
-        </w:rPr>
-        <w:t>settings.json</w:t>
-      </w:r>
-      <w:proofErr w:type="spellEnd"/>
-      <w:proofErr w:type="gramEnd"/>
-      <w:r>
-        <w:rPr>
-          <w:lang w:val="en-GB"/>
-        </w:rPr>
-        <w:t xml:space="preserve"> and set </w:t>
-      </w:r>
-      <w:proofErr w:type="gramStart"/>
-      <w:r>
-        <w:rPr>
-          <w:lang w:val="en-GB"/>
-        </w:rPr>
-        <w:t>auto-formatting</w:t>
-      </w:r>
-      <w:proofErr w:type="gramEnd"/>
-      <w:r>
-        <w:rPr>
-          <w:lang w:val="en-GB"/>
-        </w:rPr>
-        <w:t xml:space="preserve"> to on:</w:t>
-      </w:r>
-    </w:p>
-    <w:p>
-      <w:pPr>
-        <w:rPr>
-          <w:lang w:val="en-GB"/>
-        </w:rPr>
-      </w:pPr>
-      <w:r>
-        <w:rPr>
-          <w:lang w:val="en-GB"/>
-        </w:rPr>
-        <w:t>"[</w:t>
-      </w:r>
-      <w:proofErr w:type="spellStart"/>
-      <w:r>
-        <w:rPr>
-          <w:lang w:val="en-GB"/>
-        </w:rPr>
-        <w:t>julia</w:t>
-      </w:r>
-      <w:proofErr w:type="spellEnd"/>
-      <w:r>
-        <w:rPr>
-          <w:lang w:val="en-GB"/>
-        </w:rPr>
-        <w:t>]": {</w:t>
+        <w:t>and go to settings.json and set auto-formatting to on:</w:t>
+      </w:r>
+    </w:p>
+    <w:p>
+      <w:pPr>
+        <w:rPr>
+          <w:lang w:val="en-GB"/>
+        </w:rPr>
+      </w:pPr>
+      <w:r>
+        <w:rPr>
+          <w:lang w:val="en-GB"/>
+        </w:rPr>
+        <w:t>"[julia]": {</w:t>
       </w:r>
       <w:r>
         <w:rPr>
@@ -2620,66 +2598,18 @@
         </w:rPr>
         <w:t>“</w:t>
       </w:r>
-      <w:proofErr w:type="spellStart"/>
-      <w:proofErr w:type="gramStart"/>
-      <w:r>
-        <w:rPr>
-          <w:lang w:val="en-GB"/>
-        </w:rPr>
-        <w:t>editor.formatOnSave</w:t>
-      </w:r>
-      <w:proofErr w:type="spellEnd"/>
-      <w:proofErr w:type="gramEnd"/>
-      <w:r>
-        <w:rPr>
-          <w:lang w:val="en-GB"/>
-        </w:rPr>
-        <w:t>": true,</w:t>
+      <w:r>
+        <w:rPr>
+          <w:lang w:val="en-GB"/>
+        </w:rPr>
+        <w:t>editor.formatOnSave": true,</w:t>
       </w:r>
       <w:r>
         <w:rPr>
           <w:lang w:val="en-GB"/>
         </w:rPr>
         <w:br/>
-        <w:t xml:space="preserve"> "</w:t>
-      </w:r>
-      <w:proofErr w:type="spellStart"/>
-      <w:proofErr w:type="gramStart"/>
-      <w:r>
-        <w:rPr>
-          <w:lang w:val="en-GB"/>
-        </w:rPr>
-        <w:t>editor.defaultFormatter</w:t>
-      </w:r>
-      <w:proofErr w:type="spellEnd"/>
-      <w:proofErr w:type="gramEnd"/>
-      <w:r>
-        <w:rPr>
-          <w:lang w:val="en-GB"/>
-        </w:rPr>
-        <w:t>": "</w:t>
-      </w:r>
-      <w:proofErr w:type="spellStart"/>
-      <w:proofErr w:type="gramStart"/>
-      <w:r>
-        <w:rPr>
-          <w:lang w:val="en-GB"/>
-        </w:rPr>
-        <w:t>julialang.language</w:t>
-      </w:r>
-      <w:proofErr w:type="gramEnd"/>
-      <w:r>
-        <w:rPr>
-          <w:lang w:val="en-GB"/>
-        </w:rPr>
-        <w:t>-julia</w:t>
-      </w:r>
-      <w:proofErr w:type="spellEnd"/>
-      <w:r>
-        <w:rPr>
-          <w:lang w:val="en-GB"/>
-        </w:rPr>
-        <w:t>"</w:t>
+        <w:t xml:space="preserve"> "editor.defaultFormatter": "julialang.language-julia"</w:t>
       </w:r>
       <w:r>
         <w:rPr>
@@ -2711,25 +2641,12 @@
         </w:numPr>
       </w:pPr>
       <w:r>
-        <w:t xml:space="preserve">Auto formatter for </w:t>
-      </w:r>
-      <w:proofErr w:type="spellStart"/>
-      <w:r>
-        <w:t>Matlab</w:t>
-      </w:r>
-      <w:proofErr w:type="spellEnd"/>
-    </w:p>
-    <w:p>
-      <w:r>
-        <w:t xml:space="preserve">There is a convenient formatter for </w:t>
-      </w:r>
-      <w:proofErr w:type="spellStart"/>
-      <w:r>
-        <w:t>Matlab</w:t>
-      </w:r>
-      <w:proofErr w:type="spellEnd"/>
-      <w:r>
-        <w:t xml:space="preserve"> too.</w:t>
+        <w:t>Auto formatter for Matlab</w:t>
+      </w:r>
+    </w:p>
+    <w:p>
+      <w:r>
+        <w:t>There is a convenient formatter for Matlab too.</w:t>
       </w:r>
     </w:p>
     <w:p>
@@ -2745,23 +2662,7 @@
         <w:t>I</w:t>
       </w:r>
       <w:r>
-        <w:t xml:space="preserve">nstall </w:t>
-      </w:r>
-      <w:proofErr w:type="spellStart"/>
-      <w:r>
-        <w:t>Matlab</w:t>
-      </w:r>
-      <w:proofErr w:type="spellEnd"/>
-      <w:r>
-        <w:t xml:space="preserve">, VSC and the </w:t>
-      </w:r>
-      <w:proofErr w:type="spellStart"/>
-      <w:r>
-        <w:t>Matlab</w:t>
-      </w:r>
-      <w:proofErr w:type="spellEnd"/>
-      <w:r>
-        <w:t xml:space="preserve"> extension for VSC by MathWorks. </w:t>
+        <w:t xml:space="preserve">nstall Matlab, VSC and the Matlab extension for VSC by MathWorks. </w:t>
       </w:r>
     </w:p>
     <w:p>
@@ -2774,23 +2675,7 @@
         <w:spacing w:line="259" w:lineRule="auto"/>
       </w:pPr>
       <w:r>
-        <w:t xml:space="preserve">Verify the installation by typing in the </w:t>
-      </w:r>
-      <w:proofErr w:type="spellStart"/>
-      <w:r>
-        <w:t>vsc</w:t>
-      </w:r>
-      <w:proofErr w:type="spellEnd"/>
-      <w:r>
-        <w:t xml:space="preserve"> terminal ‘where </w:t>
-      </w:r>
-      <w:proofErr w:type="spellStart"/>
-      <w:r>
-        <w:t>matlab</w:t>
-      </w:r>
-      <w:proofErr w:type="spellEnd"/>
-      <w:r>
-        <w:t>’, by observing ‘MATLAB: Connected’ in the bottom bar, and by running a .m file.</w:t>
+        <w:t>Verify the installation by typing in the vsc terminal ‘where matlab’, by observing ‘MATLAB: Connected’ in the bottom bar, and by running a .m file.</w:t>
       </w:r>
     </w:p>
     <w:p>
@@ -2803,23 +2688,7 @@
         <w:spacing w:line="259" w:lineRule="auto"/>
       </w:pPr>
       <w:r>
-        <w:t>Find, in the Extensions pane, ‘</w:t>
-      </w:r>
-      <w:proofErr w:type="spellStart"/>
-      <w:r>
-        <w:t>matlab</w:t>
-      </w:r>
-      <w:proofErr w:type="spellEnd"/>
-      <w:r>
-        <w:t xml:space="preserve">-formatter’ by </w:t>
-      </w:r>
-      <w:proofErr w:type="spellStart"/>
-      <w:r>
-        <w:t>AftenWiesel</w:t>
-      </w:r>
-      <w:proofErr w:type="spellEnd"/>
-      <w:r>
-        <w:t xml:space="preserve"> and install.</w:t>
+        <w:t>Find, in the Extensions pane, ‘matlab-formatter’ by AftenWiesel and install.</w:t>
       </w:r>
     </w:p>
     <w:p>
@@ -2845,15 +2714,8 @@
         <w:spacing w:line="259" w:lineRule="auto"/>
       </w:pPr>
       <w:r>
-        <w:t xml:space="preserve">To auto-format upon saving, add this to </w:t>
-      </w:r>
-      <w:proofErr w:type="spellStart"/>
-      <w:proofErr w:type="gramStart"/>
-      <w:r>
-        <w:t>settings.json</w:t>
-      </w:r>
-      <w:proofErr w:type="spellEnd"/>
-      <w:proofErr w:type="gramEnd"/>
+        <w:t>To auto-format upon saving, add this to settings.json</w:t>
+      </w:r>
     </w:p>
     <w:p>
       <w:pPr>
@@ -2866,15 +2728,7 @@
       </w:pPr>
       <w:r>
         <w:lastRenderedPageBreak/>
-        <w:t xml:space="preserve">    "[</w:t>
-      </w:r>
-      <w:proofErr w:type="spellStart"/>
-      <w:r>
-        <w:t>matlab</w:t>
-      </w:r>
-      <w:proofErr w:type="spellEnd"/>
-      <w:r>
-        <w:t>]": {</w:t>
+        <w:t xml:space="preserve">    "[matlab]": {</w:t>
       </w:r>
     </w:p>
     <w:p>
@@ -2887,25 +2741,7 @@
         <w:spacing w:line="259" w:lineRule="auto"/>
       </w:pPr>
       <w:r>
-        <w:t xml:space="preserve">        "</w:t>
-      </w:r>
-      <w:proofErr w:type="spellStart"/>
-      <w:proofErr w:type="gramStart"/>
-      <w:r>
-        <w:t>editor.defaultFormatter</w:t>
-      </w:r>
-      <w:proofErr w:type="spellEnd"/>
-      <w:proofErr w:type="gramEnd"/>
-      <w:r>
-        <w:t>": "</w:t>
-      </w:r>
-      <w:proofErr w:type="spellStart"/>
-      <w:r>
-        <w:t>MatlabFormatter.matlab</w:t>
-      </w:r>
-      <w:proofErr w:type="spellEnd"/>
-      <w:r>
-        <w:t>-formatter",</w:t>
+        <w:t xml:space="preserve">        "editor.defaultFormatter": "MatlabFormatter.matlab-formatter",</w:t>
       </w:r>
     </w:p>
     <w:p>
@@ -2918,17 +2754,7 @@
         <w:spacing w:line="259" w:lineRule="auto"/>
       </w:pPr>
       <w:r>
-        <w:t xml:space="preserve">        "</w:t>
-      </w:r>
-      <w:proofErr w:type="spellStart"/>
-      <w:proofErr w:type="gramStart"/>
-      <w:r>
-        <w:t>editor.formatOnSave</w:t>
-      </w:r>
-      <w:proofErr w:type="spellEnd"/>
-      <w:proofErr w:type="gramEnd"/>
-      <w:r>
-        <w:t>": true</w:t>
+        <w:t xml:space="preserve">        "editor.formatOnSave": true</w:t>
       </w:r>
       <w:r>
         <w:t>}</w:t>
@@ -2944,37 +2770,22 @@
         <w:spacing w:line="259" w:lineRule="auto"/>
       </w:pPr>
       <w:r>
-        <w:t xml:space="preserve">This will make your editor save </w:t>
-      </w:r>
-      <w:proofErr w:type="spellStart"/>
-      <w:r>
-        <w:t>M</w:t>
+        <w:t>This will make your editor save M</w:t>
       </w:r>
       <w:r>
         <w:t>atlab</w:t>
       </w:r>
-      <w:proofErr w:type="spellEnd"/>
       <w:r>
         <w:t xml:space="preserve"> files using </w:t>
       </w:r>
-      <w:proofErr w:type="spellStart"/>
       <w:r>
         <w:t>AftenWi</w:t>
       </w:r>
       <w:r>
-        <w:t>esel</w:t>
-      </w:r>
-      <w:proofErr w:type="spellEnd"/>
-      <w:r>
-        <w:t>-</w:t>
-      </w:r>
-      <w:proofErr w:type="spellStart"/>
-      <w:r>
-        <w:t>matlab</w:t>
-      </w:r>
-      <w:proofErr w:type="spellEnd"/>
-      <w:r>
-        <w:t>-</w:t>
+        <w:t>esel-</w:t>
+      </w:r>
+      <w:r>
+        <w:t>matlab-</w:t>
       </w:r>
       <w:r>
         <w:t>format</w:t>
@@ -3017,39 +2828,7 @@
           <w:bCs/>
           <w:lang w:val="en-GB"/>
         </w:rPr>
-        <w:t xml:space="preserve">A quick </w:t>
-      </w:r>
-      <w:proofErr w:type="spellStart"/>
-      <w:r>
-        <w:rPr>
-          <w:bCs/>
-          <w:lang w:val="en-GB"/>
-        </w:rPr>
-        <w:t>chatgpt</w:t>
-      </w:r>
-      <w:proofErr w:type="spellEnd"/>
-      <w:r>
-        <w:rPr>
-          <w:bCs/>
-          <w:lang w:val="en-GB"/>
-        </w:rPr>
-        <w:t xml:space="preserve"> search pointed me to the </w:t>
-      </w:r>
-      <w:proofErr w:type="spellStart"/>
-      <w:r>
-        <w:rPr>
-          <w:bCs/>
-          <w:lang w:val="en-GB"/>
-        </w:rPr>
-        <w:t>autoformatter</w:t>
-      </w:r>
-      <w:proofErr w:type="spellEnd"/>
-      <w:r>
-        <w:rPr>
-          <w:bCs/>
-          <w:lang w:val="en-GB"/>
-        </w:rPr>
-        <w:t xml:space="preserve"> LLVM/Clang-Format. These are part of the same overarching project. I did not ask further questions.</w:t>
+        <w:t>A quick chatgpt search pointed me to the autoformatter LLVM/Clang-Format. These are part of the same overarching project. I did not ask further questions.</w:t>
       </w:r>
     </w:p>
     <w:p>
@@ -3071,7 +2850,7 @@
         </w:rPr>
         <w:br/>
       </w:r>
-      <w:hyperlink r:id="rId13" w:history="1">
+      <w:hyperlink r:id="rId23" w:history="1">
         <w:r>
           <w:rPr>
             <w:rStyle w:val="Hyperlink"/>
@@ -3099,21 +2878,7 @@
         <w:rPr>
           <w:lang w:val="en-GB"/>
         </w:rPr>
-        <w:t xml:space="preserve"> if </w:t>
-      </w:r>
-      <w:proofErr w:type="spellStart"/>
-      <w:r>
-        <w:rPr>
-          <w:lang w:val="en-GB"/>
-        </w:rPr>
-        <w:t>youre</w:t>
-      </w:r>
-      <w:proofErr w:type="spellEnd"/>
-      <w:r>
-        <w:rPr>
-          <w:lang w:val="en-GB"/>
-        </w:rPr>
-        <w:t xml:space="preserve"> working on Windows</w:t>
+        <w:t xml:space="preserve"> if youre working on Windows</w:t>
       </w:r>
     </w:p>
     <w:p>
@@ -3156,21 +2921,7 @@
         <w:rPr>
           <w:lang w:val="en-GB"/>
         </w:rPr>
-        <w:t xml:space="preserve">Go to the Extensions tab in the left panel (or press </w:t>
-      </w:r>
-      <w:proofErr w:type="spellStart"/>
-      <w:r>
-        <w:rPr>
-          <w:lang w:val="en-GB"/>
-        </w:rPr>
-        <w:t>Ctrl+Shift+X</w:t>
-      </w:r>
-      <w:proofErr w:type="spellEnd"/>
-      <w:r>
-        <w:rPr>
-          <w:lang w:val="en-GB"/>
-        </w:rPr>
-        <w:t>)</w:t>
+        <w:t>Go to the Extensions tab in the left panel (or press Ctrl+Shift+X)</w:t>
       </w:r>
       <w:r>
         <w:rPr>
@@ -3180,13 +2931,8 @@
         <w:t xml:space="preserve">search for Clang-Format, by author </w:t>
       </w:r>
       <w:r>
-        <w:t xml:space="preserve">Xaver </w:t>
-      </w:r>
-      <w:proofErr w:type="spellStart"/>
-      <w:r>
-        <w:t>Hellauer</w:t>
-      </w:r>
-      <w:proofErr w:type="spellEnd"/>
+        <w:t>Xaver Hellauer</w:t>
+      </w:r>
       <w:r>
         <w:br/>
         <w:t>Press the blue ‘install’ button</w:t>
@@ -3217,21 +2963,7 @@
         <w:rPr>
           <w:lang w:val="en-GB"/>
         </w:rPr>
-        <w:t xml:space="preserve">Press </w:t>
-      </w:r>
-      <w:proofErr w:type="spellStart"/>
-      <w:r>
-        <w:rPr>
-          <w:lang w:val="en-GB"/>
-        </w:rPr>
-        <w:t>Ctrl+Shift+P</w:t>
-      </w:r>
-      <w:proofErr w:type="spellEnd"/>
-      <w:r>
-        <w:rPr>
-          <w:lang w:val="en-GB"/>
-        </w:rPr>
-        <w:t xml:space="preserve"> to show all commands</w:t>
+        <w:t>Press Ctrl+Shift+P to show all commands</w:t>
       </w:r>
       <w:r>
         <w:rPr>
@@ -3245,23 +2977,7 @@
           <w:lang w:val="en-GB"/>
         </w:rPr>
         <w:br/>
-        <w:t xml:space="preserve">This will open </w:t>
-      </w:r>
-      <w:proofErr w:type="spellStart"/>
-      <w:proofErr w:type="gramStart"/>
-      <w:r>
-        <w:rPr>
-          <w:lang w:val="en-GB"/>
-        </w:rPr>
-        <w:t>settings.json</w:t>
-      </w:r>
-      <w:proofErr w:type="spellEnd"/>
-      <w:proofErr w:type="gramEnd"/>
-      <w:r>
-        <w:rPr>
-          <w:lang w:val="en-GB"/>
-        </w:rPr>
-        <w:t>, where all your user settings are saved.</w:t>
+        <w:t>This will open settings.json, where all your user settings are saved.</w:t>
       </w:r>
       <w:r>
         <w:rPr>
@@ -3283,41 +2999,7 @@
           <w:i/>
           <w:iCs/>
         </w:rPr>
-        <w:t>"</w:t>
-      </w:r>
-      <w:proofErr w:type="gramStart"/>
-      <w:r>
-        <w:rPr>
-          <w:i/>
-          <w:iCs/>
-        </w:rPr>
-        <w:t>clang</w:t>
-      </w:r>
-      <w:proofErr w:type="gramEnd"/>
-      <w:r>
-        <w:rPr>
-          <w:i/>
-          <w:iCs/>
-        </w:rPr>
-        <w:t>-</w:t>
-      </w:r>
-      <w:proofErr w:type="spellStart"/>
-      <w:proofErr w:type="gramStart"/>
-      <w:r>
-        <w:rPr>
-          <w:i/>
-          <w:iCs/>
-        </w:rPr>
-        <w:t>format.executable</w:t>
-      </w:r>
-      <w:proofErr w:type="spellEnd"/>
-      <w:proofErr w:type="gramEnd"/>
-      <w:r>
-        <w:rPr>
-          <w:i/>
-          <w:iCs/>
-        </w:rPr>
-        <w:t>": "C:\\Program Files\\LLVM\\bin\\clang-format.exe"</w:t>
+        <w:t>"clang-format.executable": "C:\\Program Files\\LLVM\\bin\\clang-format.exe"</w:t>
       </w:r>
     </w:p>
     <w:p>
@@ -3351,7 +3033,7 @@
                     <pic:cNvPicPr/>
                   </pic:nvPicPr>
                   <pic:blipFill>
-                    <a:blip r:embed="rId14"/>
+                    <a:blip r:embed="rId24"/>
                     <a:stretch>
                       <a:fillRect/>
                     </a:stretch>
@@ -3395,51 +3077,13 @@
     </w:p>
     <w:p>
       <w:r>
-        <w:t xml:space="preserve">    "[c]": </w:t>
-      </w:r>
-      <w:proofErr w:type="gramStart"/>
-      <w:r>
-        <w:t>{ "</w:t>
-      </w:r>
-      <w:proofErr w:type="spellStart"/>
-      <w:r>
-        <w:t>editor.defaultFormatter</w:t>
-      </w:r>
-      <w:proofErr w:type="spellEnd"/>
-      <w:proofErr w:type="gramEnd"/>
-      <w:r>
-        <w:t>": "</w:t>
-      </w:r>
-      <w:proofErr w:type="spellStart"/>
-      <w:proofErr w:type="gramStart"/>
-      <w:r>
-        <w:t>xaver.clang</w:t>
-      </w:r>
-      <w:proofErr w:type="spellEnd"/>
-      <w:proofErr w:type="gramEnd"/>
-      <w:r>
-        <w:t>-format",</w:t>
+        <w:t>    "[c]": { "editor.defaultFormatter": "xaver.clang-format",</w:t>
       </w:r>
       <w:r>
         <w:t xml:space="preserve"> </w:t>
       </w:r>
-      <w:proofErr w:type="spellStart"/>
-      <w:proofErr w:type="gramStart"/>
-      <w:r>
-        <w:t>editor.formatOnSave</w:t>
-      </w:r>
-      <w:proofErr w:type="spellEnd"/>
-      <w:proofErr w:type="gramEnd"/>
-      <w:r>
-        <w:t xml:space="preserve">": </w:t>
-      </w:r>
-      <w:proofErr w:type="gramStart"/>
-      <w:r>
-        <w:t>true }</w:t>
-      </w:r>
-      <w:proofErr w:type="gramEnd"/>
-      <w:r>
-        <w:t>,</w:t>
+      <w:r>
+        <w:t>editor.formatOnSave": true },</w:t>
       </w:r>
     </w:p>
     <w:p>
@@ -3463,7 +3107,7 @@
                     <pic:cNvPicPr/>
                   </pic:nvPicPr>
                   <pic:blipFill>
-                    <a:blip r:embed="rId15"/>
+                    <a:blip r:embed="rId25"/>
                     <a:stretch>
                       <a:fillRect/>
                     </a:stretch>
@@ -3547,15 +3191,7 @@
         <w:t>List of useful Visual Code extensions</w:t>
       </w:r>
       <w:r>
-        <w:t xml:space="preserve"> </w:t>
-      </w:r>
-      <w:proofErr w:type="spellStart"/>
-      <w:r>
-        <w:t>Extensions</w:t>
-      </w:r>
-      <w:proofErr w:type="spellEnd"/>
-      <w:r>
-        <w:t xml:space="preserve"> help to make the development progress easier and more consistent. If you discover a fancy new extension, share it with your teammates!</w:t>
+        <w:t xml:space="preserve"> Extensions help to make the development progress easier and more consistent. If you discover a fancy new extension, share it with your teammates!</w:t>
       </w:r>
     </w:p>
     <w:p>
@@ -3566,30 +3202,14 @@
         </w:numPr>
         <w:spacing w:before="100" w:beforeAutospacing="1" w:after="100" w:afterAutospacing="1" w:line="240" w:lineRule="auto"/>
       </w:pPr>
-      <w:proofErr w:type="spellStart"/>
       <w:r>
         <w:rPr>
           <w:rStyle w:val="Emphasis"/>
         </w:rPr>
-        <w:t>autoDocstring</w:t>
-      </w:r>
-      <w:proofErr w:type="spellEnd"/>
-      <w:r>
-        <w:rPr>
-          <w:rStyle w:val="Emphasis"/>
-        </w:rPr>
-        <w:t xml:space="preserve"> - Python Docstring Generator</w:t>
-      </w:r>
-      <w:r>
-        <w:t xml:space="preserve">: after starting a docstring (""") press enter to create a </w:t>
-      </w:r>
-      <w:proofErr w:type="spellStart"/>
-      <w:r>
-        <w:t>dockstring</w:t>
-      </w:r>
-      <w:proofErr w:type="spellEnd"/>
-      <w:r>
-        <w:t xml:space="preserve"> template.</w:t>
+        <w:t>autoDocstring - Python Docstring Generator</w:t>
+      </w:r>
+      <w:r>
+        <w:t>: after starting a docstring (""") press enter to create a dockstring template.</w:t>
       </w:r>
     </w:p>
     <w:p>
@@ -3613,21 +3233,7 @@
         <w:rPr>
           <w:rStyle w:val="Emphasis"/>
         </w:rPr>
-        <w:t xml:space="preserve">black </w:t>
-      </w:r>
-      <w:proofErr w:type="spellStart"/>
-      <w:r>
-        <w:rPr>
-          <w:rStyle w:val="Emphasis"/>
-        </w:rPr>
-        <w:t>cable_tracker</w:t>
-      </w:r>
-      <w:proofErr w:type="spellEnd"/>
-      <w:r>
-        <w:rPr>
-          <w:rStyle w:val="Emphasis"/>
-        </w:rPr>
-        <w:t>/</w:t>
+        <w:t>black cable_tracker/</w:t>
       </w:r>
       <w:r>
         <w:t>* in terminal for formatting files. Set up auto execution of black after saving a file (see section below).</w:t>
@@ -3641,24 +3247,14 @@
         </w:numPr>
         <w:spacing w:before="100" w:beforeAutospacing="1" w:after="100" w:afterAutospacing="1" w:line="240" w:lineRule="auto"/>
       </w:pPr>
-      <w:proofErr w:type="spellStart"/>
       <w:r>
         <w:rPr>
           <w:rStyle w:val="Emphasis"/>
         </w:rPr>
         <w:t>Jupyter</w:t>
       </w:r>
-      <w:proofErr w:type="spellEnd"/>
-      <w:r>
-        <w:t xml:space="preserve">: Run </w:t>
-      </w:r>
-      <w:proofErr w:type="spellStart"/>
-      <w:r>
-        <w:t>jupyter</w:t>
-      </w:r>
-      <w:proofErr w:type="spellEnd"/>
-      <w:r>
-        <w:t xml:space="preserve"> notebooks inside Visual Code.</w:t>
+      <w:r>
+        <w:t>: Run jupyter notebooks inside Visual Code.</w:t>
       </w:r>
     </w:p>
     <w:p>
@@ -3687,14 +3283,12 @@
         </w:numPr>
         <w:spacing w:before="100" w:beforeAutospacing="1" w:after="100" w:afterAutospacing="1" w:line="240" w:lineRule="auto"/>
       </w:pPr>
-      <w:proofErr w:type="spellStart"/>
       <w:r>
         <w:rPr>
           <w:rStyle w:val="Emphasis"/>
         </w:rPr>
         <w:t>Pylance</w:t>
       </w:r>
-      <w:proofErr w:type="spellEnd"/>
       <w:r>
         <w:t>: Make the editor understanding Python commands. Really useful in combination with type hinting (see section below)</w:t>
       </w:r>
@@ -3735,25 +3329,7 @@
         <w:t>:</w:t>
       </w:r>
       <w:r>
-        <w:t xml:space="preserve"> Run MATLAB scripts in VSC. Make sure MATLAB is linked and connected with “</w:t>
-      </w:r>
-      <w:proofErr w:type="spellStart"/>
-      <w:r>
-        <w:t>MATLAB.installpath</w:t>
-      </w:r>
-      <w:proofErr w:type="spellEnd"/>
-      <w:r>
-        <w:t xml:space="preserve">” in </w:t>
-      </w:r>
-      <w:proofErr w:type="spellStart"/>
-      <w:proofErr w:type="gramStart"/>
-      <w:r>
-        <w:t>settings.json</w:t>
-      </w:r>
-      <w:proofErr w:type="spellEnd"/>
-      <w:proofErr w:type="gramEnd"/>
-      <w:r>
-        <w:t>.</w:t>
+        <w:t xml:space="preserve"> Run MATLAB scripts in VSC. Make sure MATLAB is linked and connected with “MATLAB.installpath” in settings.json.</w:t>
       </w:r>
     </w:p>
     <w:p>
@@ -3818,7 +3394,6 @@
       <w:r>
         <w:t xml:space="preserve"> and </w:t>
       </w:r>
-      <w:proofErr w:type="spellStart"/>
       <w:r>
         <w:rPr>
           <w:rStyle w:val="Emphasis"/>
@@ -3826,11 +3401,10 @@
         </w:rPr>
         <w:t>isort</w:t>
       </w:r>
-      <w:proofErr w:type="spellEnd"/>
       <w:r>
         <w:t xml:space="preserve">. This helps to comply with our coding practices. It must be manually set up following the </w:t>
       </w:r>
-      <w:hyperlink r:id="rId16" w:tgtFrame="_blank" w:history="1">
+      <w:hyperlink r:id="rId26" w:tgtFrame="_blank" w:history="1">
         <w:r>
           <w:rPr>
             <w:rStyle w:val="Hyperlink"/>
@@ -3857,7 +3431,7 @@
       <w:r>
         <w:t xml:space="preserve"> is a python library which is also part of the requirement.txt file and formats code into </w:t>
       </w:r>
-      <w:hyperlink r:id="rId17" w:tgtFrame="_blank" w:history="1">
+      <w:hyperlink r:id="rId27" w:tgtFrame="_blank" w:history="1">
         <w:r>
           <w:rPr>
             <w:rStyle w:val="Hyperlink"/>
@@ -3899,7 +3473,7 @@
       <w:pPr>
         <w:pStyle w:val="NormalWeb"/>
       </w:pPr>
-      <w:hyperlink r:id="rId18" w:tgtFrame="_blank" w:history="1">
+      <w:hyperlink r:id="rId28" w:tgtFrame="_blank" w:history="1">
         <w:r>
           <w:rPr>
             <w:rStyle w:val="Hyperlink"/>
@@ -3909,15 +3483,7 @@
         </w:r>
       </w:hyperlink>
       <w:r>
-        <w:t xml:space="preserve"> is the code formatting style we use. Please </w:t>
-      </w:r>
-      <w:proofErr w:type="gramStart"/>
-      <w:r>
-        <w:t>follow it at all times</w:t>
-      </w:r>
-      <w:proofErr w:type="gramEnd"/>
-      <w:r>
-        <w:t xml:space="preserve">. Use the library </w:t>
+        <w:t xml:space="preserve"> is the code formatting style we use. Please follow it at all times. Use the library </w:t>
       </w:r>
       <w:r>
         <w:rPr>
@@ -3945,7 +3511,7 @@
       <w:r>
         <w:t xml:space="preserve">Docstrings are the first lines of classes and functions which describe their purpose. They start with """. Our Docstrings follow the </w:t>
       </w:r>
-      <w:hyperlink r:id="rId19" w:tgtFrame="_blank" w:history="1">
+      <w:hyperlink r:id="rId29" w:tgtFrame="_blank" w:history="1">
         <w:r>
           <w:rPr>
             <w:rStyle w:val="Hyperlink"/>
@@ -3978,23 +3544,45 @@
           <w:rStyle w:val="line"/>
           <w:rFonts w:eastAsiaTheme="majorEastAsia"/>
         </w:rPr>
-        <w:t>def function_with_pep484_type_</w:t>
-      </w:r>
-      <w:proofErr w:type="gramStart"/>
+        <w:t>def function_with_pep484_type_annotations(param1: int, param2: str) -&gt; bool:</w:t>
+      </w:r>
+    </w:p>
+    <w:p>
+      <w:pPr>
+        <w:pStyle w:val="HTMLPreformatted"/>
+        <w:rPr>
+          <w:rStyle w:val="HTMLCode"/>
+        </w:rPr>
+      </w:pPr>
       <w:r>
         <w:rPr>
           <w:rStyle w:val="line"/>
           <w:rFonts w:eastAsiaTheme="majorEastAsia"/>
         </w:rPr>
-        <w:t>annotations(</w:t>
-      </w:r>
-      <w:proofErr w:type="gramEnd"/>
+        <w:t xml:space="preserve">    """Example function with PEP 484 type annotations.</w:t>
+      </w:r>
+    </w:p>
+    <w:p>
+      <w:pPr>
+        <w:pStyle w:val="HTMLPreformatted"/>
+        <w:rPr>
+          <w:rStyle w:val="HTMLCode"/>
+        </w:rPr>
+      </w:pPr>
+    </w:p>
+    <w:p>
+      <w:pPr>
+        <w:pStyle w:val="HTMLPreformatted"/>
+        <w:rPr>
+          <w:rStyle w:val="HTMLCode"/>
+        </w:rPr>
+      </w:pPr>
       <w:r>
         <w:rPr>
           <w:rStyle w:val="line"/>
           <w:rFonts w:eastAsiaTheme="majorEastAsia"/>
         </w:rPr>
-        <w:t>param1: int, param2: str) -&gt; bool:</w:t>
+        <w:t xml:space="preserve">    Args:</w:t>
       </w:r>
     </w:p>
     <w:p>
@@ -4009,16 +3597,8 @@
           <w:rStyle w:val="line"/>
           <w:rFonts w:eastAsiaTheme="majorEastAsia"/>
         </w:rPr>
-        <w:t xml:space="preserve">    """Example function with PEP 484 type annotations.</w:t>
-      </w:r>
-    </w:p>
-    <w:p>
-      <w:pPr>
-        <w:pStyle w:val="HTMLPreformatted"/>
-        <w:rPr>
-          <w:rStyle w:val="HTMLCode"/>
-        </w:rPr>
-      </w:pPr>
+        <w:t xml:space="preserve">        param1: The first parameter.</w:t>
+      </w:r>
     </w:p>
     <w:p>
       <w:pPr>
@@ -4032,23 +3612,45 @@
           <w:rStyle w:val="line"/>
           <w:rFonts w:eastAsiaTheme="majorEastAsia"/>
         </w:rPr>
-        <w:t xml:space="preserve">    </w:t>
-      </w:r>
-      <w:proofErr w:type="spellStart"/>
+        <w:t xml:space="preserve">        param2: The second parameter.</w:t>
+      </w:r>
+    </w:p>
+    <w:p>
+      <w:pPr>
+        <w:pStyle w:val="HTMLPreformatted"/>
+        <w:rPr>
+          <w:rStyle w:val="HTMLCode"/>
+        </w:rPr>
+      </w:pPr>
+    </w:p>
+    <w:p>
+      <w:pPr>
+        <w:pStyle w:val="HTMLPreformatted"/>
+        <w:rPr>
+          <w:rStyle w:val="HTMLCode"/>
+        </w:rPr>
+      </w:pPr>
       <w:r>
         <w:rPr>
           <w:rStyle w:val="line"/>
           <w:rFonts w:eastAsiaTheme="majorEastAsia"/>
         </w:rPr>
-        <w:t>Args</w:t>
-      </w:r>
-      <w:proofErr w:type="spellEnd"/>
+        <w:t xml:space="preserve">    Returns:</w:t>
+      </w:r>
+    </w:p>
+    <w:p>
+      <w:pPr>
+        <w:pStyle w:val="HTMLPreformatted"/>
+        <w:rPr>
+          <w:rStyle w:val="HTMLCode"/>
+        </w:rPr>
+      </w:pPr>
       <w:r>
         <w:rPr>
           <w:rStyle w:val="line"/>
           <w:rFonts w:eastAsiaTheme="majorEastAsia"/>
         </w:rPr>
-        <w:t>:</w:t>
+        <w:t xml:space="preserve">        The return value. True for success, False otherwise.</w:t>
       </w:r>
     </w:p>
     <w:p>
@@ -4057,85 +3659,17 @@
         <w:rPr>
           <w:rStyle w:val="HTMLCode"/>
         </w:rPr>
+      </w:pPr>
+    </w:p>
+    <w:p>
+      <w:pPr>
+        <w:pStyle w:val="HTMLPreformatted"/>
       </w:pPr>
       <w:r>
         <w:rPr>
           <w:rStyle w:val="line"/>
           <w:rFonts w:eastAsiaTheme="majorEastAsia"/>
         </w:rPr>
-        <w:t xml:space="preserve">        param1: The first parameter.</w:t>
-      </w:r>
-    </w:p>
-    <w:p>
-      <w:pPr>
-        <w:pStyle w:val="HTMLPreformatted"/>
-        <w:rPr>
-          <w:rStyle w:val="HTMLCode"/>
-        </w:rPr>
-      </w:pPr>
-      <w:r>
-        <w:rPr>
-          <w:rStyle w:val="line"/>
-          <w:rFonts w:eastAsiaTheme="majorEastAsia"/>
-        </w:rPr>
-        <w:t xml:space="preserve">        param2: The second parameter.</w:t>
-      </w:r>
-    </w:p>
-    <w:p>
-      <w:pPr>
-        <w:pStyle w:val="HTMLPreformatted"/>
-        <w:rPr>
-          <w:rStyle w:val="HTMLCode"/>
-        </w:rPr>
-      </w:pPr>
-    </w:p>
-    <w:p>
-      <w:pPr>
-        <w:pStyle w:val="HTMLPreformatted"/>
-        <w:rPr>
-          <w:rStyle w:val="HTMLCode"/>
-        </w:rPr>
-      </w:pPr>
-      <w:r>
-        <w:rPr>
-          <w:rStyle w:val="line"/>
-          <w:rFonts w:eastAsiaTheme="majorEastAsia"/>
-        </w:rPr>
-        <w:t xml:space="preserve">    Returns:</w:t>
-      </w:r>
-    </w:p>
-    <w:p>
-      <w:pPr>
-        <w:pStyle w:val="HTMLPreformatted"/>
-        <w:rPr>
-          <w:rStyle w:val="HTMLCode"/>
-        </w:rPr>
-      </w:pPr>
-      <w:r>
-        <w:rPr>
-          <w:rStyle w:val="line"/>
-          <w:rFonts w:eastAsiaTheme="majorEastAsia"/>
-        </w:rPr>
-        <w:t xml:space="preserve">        The return value. True for success, False otherwise.</w:t>
-      </w:r>
-    </w:p>
-    <w:p>
-      <w:pPr>
-        <w:pStyle w:val="HTMLPreformatted"/>
-        <w:rPr>
-          <w:rStyle w:val="HTMLCode"/>
-        </w:rPr>
-      </w:pPr>
-    </w:p>
-    <w:p>
-      <w:pPr>
-        <w:pStyle w:val="HTMLPreformatted"/>
-      </w:pPr>
-      <w:r>
-        <w:rPr>
-          <w:rStyle w:val="line"/>
-          <w:rFonts w:eastAsiaTheme="majorEastAsia"/>
-        </w:rPr>
         <w:t xml:space="preserve">    """</w:t>
       </w:r>
     </w:p>
@@ -4154,7 +3688,7 @@
       <w:r>
         <w:t xml:space="preserve">Type hinting is code which describes the type of function input and return variables. It is extra code which is ignored by the Python interpreter since python does </w:t>
       </w:r>
-      <w:hyperlink r:id="rId20" w:anchor=":~:text=Dynamic%20typing%20means%20that%20the,to%20a%20string%20produces%20error." w:tgtFrame="_blank" w:history="1">
+      <w:hyperlink r:id="rId30" w:anchor=":~:text=Dynamic%20typing%20means%20that%20the,to%20a%20string%20produces%20error." w:tgtFrame="_blank" w:history="1">
         <w:r>
           <w:rPr>
             <w:rStyle w:val="Hyperlink"/>
@@ -4164,23 +3698,7 @@
         </w:r>
       </w:hyperlink>
       <w:r>
-        <w:t xml:space="preserve">. Writing typing in function declarations, however, are useful for two reasons. First, a developer directly understands which type variables have. This makes code easier to read. Second, Visual Code (with the </w:t>
-      </w:r>
-      <w:proofErr w:type="spellStart"/>
-      <w:r>
-        <w:t>Pylance</w:t>
-      </w:r>
-      <w:proofErr w:type="spellEnd"/>
-      <w:r>
-        <w:t xml:space="preserve"> extension) understands these types! This means, it can do auto-complete and spell checks for you: </w:t>
-      </w:r>
-      <w:proofErr w:type="gramStart"/>
-      <w:r>
-        <w:t>really useful</w:t>
-      </w:r>
-      <w:proofErr w:type="gramEnd"/>
-      <w:r>
-        <w:t>.</w:t>
+        <w:t>. Writing typing in function declarations, however, are useful for two reasons. First, a developer directly understands which type variables have. This makes code easier to read. Second, Visual Code (with the Pylance extension) understands these types! This means, it can do auto-complete and spell checks for you: really useful.</w:t>
       </w:r>
     </w:p>
     <w:p>
@@ -4190,7 +3708,7 @@
       <w:r>
         <w:t xml:space="preserve">Type hinting is describes in </w:t>
       </w:r>
-      <w:hyperlink r:id="rId21" w:anchor=":~:text=Dynamic%20typing%20means%20that%20the,to%20a%20string%20produces%20error." w:tgtFrame="_blank" w:history="1">
+      <w:hyperlink r:id="rId31" w:anchor=":~:text=Dynamic%20typing%20means%20that%20the,to%20a%20string%20produces%20error." w:tgtFrame="_blank" w:history="1">
         <w:r>
           <w:rPr>
             <w:rStyle w:val="Hyperlink"/>
@@ -4237,7 +3755,7 @@
       <w:r>
         <w:t xml:space="preserve"> Read </w:t>
       </w:r>
-      <w:hyperlink r:id="rId22" w:anchor=":~:text=Most%20engineers%20have%20heard%20of,wouldn't%20deteriorate%20so%20relentlessly." w:tgtFrame="_blank" w:history="1">
+      <w:hyperlink r:id="rId32" w:anchor=":~:text=Most%20engineers%20have%20heard%20of,wouldn't%20deteriorate%20so%20relentlessly." w:tgtFrame="_blank" w:history="1">
         <w:r>
           <w:rPr>
             <w:rStyle w:val="Hyperlink"/>
@@ -4255,67 +3773,11 @@
         <w:pStyle w:val="NormalWeb"/>
       </w:pPr>
       <w:r>
-        <w:t xml:space="preserve">The </w:t>
-      </w:r>
-      <w:proofErr w:type="gramStart"/>
-      <w:r>
-        <w:t>code-base</w:t>
-      </w:r>
-      <w:proofErr w:type="gramEnd"/>
-      <w:r>
-        <w:t xml:space="preserve"> belongs to the development team. We all own it. Therefore, we are all responsible for its health. When you see something complicated or wrong, make it better. Check </w:t>
-      </w:r>
-      <w:proofErr w:type="gramStart"/>
-      <w:r>
-        <w:t>in particular</w:t>
-      </w:r>
-      <w:proofErr w:type="gramEnd"/>
-      <w:r>
-        <w:t xml:space="preserve"> </w:t>
-      </w:r>
-      <w:proofErr w:type="spellStart"/>
-      <w:r>
-        <w:t>dockstrings</w:t>
-      </w:r>
-      <w:proofErr w:type="spellEnd"/>
-      <w:r>
-        <w:t xml:space="preserve"> for spelling, grammatical mistakes and content. Do you understand the function or </w:t>
+        <w:t xml:space="preserve">The code-base belongs to the development team. We all own it. Therefore, we are all responsible for its health. When you see something complicated or wrong, make it better. Check in particular dockstrings for spelling, grammatical mistakes and content. Do you understand the function or </w:t>
       </w:r>
       <w:r>
         <w:lastRenderedPageBreak/>
-        <w:t xml:space="preserve">class by just reading the </w:t>
-      </w:r>
-      <w:proofErr w:type="spellStart"/>
-      <w:r>
-        <w:t>dockstring</w:t>
-      </w:r>
-      <w:proofErr w:type="spellEnd"/>
-      <w:r>
-        <w:t xml:space="preserve">? Is the </w:t>
-      </w:r>
-      <w:proofErr w:type="spellStart"/>
-      <w:r>
-        <w:t>dockstring</w:t>
-      </w:r>
-      <w:proofErr w:type="spellEnd"/>
-      <w:r>
-        <w:t xml:space="preserve"> </w:t>
-      </w:r>
-      <w:proofErr w:type="gramStart"/>
-      <w:r>
-        <w:t>up-to-date</w:t>
-      </w:r>
-      <w:proofErr w:type="gramEnd"/>
-      <w:r>
-        <w:t xml:space="preserve">? If not, rewrite the </w:t>
-      </w:r>
-      <w:proofErr w:type="spellStart"/>
-      <w:r>
-        <w:t>dockstring</w:t>
-      </w:r>
-      <w:proofErr w:type="spellEnd"/>
-      <w:r>
-        <w:t>. The same holds for documentation like this one.</w:t>
+        <w:t>class by just reading the dockstring? Is the dockstring up-to-date? If not, rewrite the dockstring. The same holds for documentation like this one.</w:t>
       </w:r>
     </w:p>
     <w:p>
@@ -4333,7 +3795,7 @@
       <w:r>
         <w:t xml:space="preserve">Another set of rules by Uncle Bob: the SOLID principle for object-oriented-programming. </w:t>
       </w:r>
-      <w:hyperlink r:id="rId23" w:tgtFrame="_blank" w:history="1">
+      <w:hyperlink r:id="rId33" w:tgtFrame="_blank" w:history="1">
         <w:r>
           <w:rPr>
             <w:rStyle w:val="Hyperlink"/>
@@ -4345,7 +3807,7 @@
       <w:r>
         <w:t xml:space="preserve"> or </w:t>
       </w:r>
-      <w:hyperlink r:id="rId24" w:tgtFrame="_blank" w:history="1">
+      <w:hyperlink r:id="rId34" w:tgtFrame="_blank" w:history="1">
         <w:r>
           <w:rPr>
             <w:rStyle w:val="Hyperlink"/>
